--- a/docs/manuscript/output/SmartSpend_App_Overview_Brief.docx
+++ b/docs/manuscript/output/SmartSpend_App_Overview_Brief.docx
@@ -36,7 +36,7 @@
                 <w:color w:val="FFFFFF"/>
                 <w:sz w:val="32"/>
               </w:rPr>
-              <w:t>SmartSpend — Application Overview</w:t>
+              <w:t>SmartSpend — Application Brief</w:t>
             </w:r>
           </w:p>
           <w:p>
@@ -51,9 +51,11 @@
                 <w:color w:val="FFFFCC"/>
                 <w:sz w:val="19"/>
               </w:rPr>
-              <w:t>Purpose, Features, and Usage Guide for Survey Evaluators</w:t>
+              <w:t>What It Is · Who It Helps · What It Does · Why It Matters</w:t>
               <w:br/>
-              <w:t>Lucid Frame | Lorma Colleges CCSE BSIT | AY 2026–2027, 1st Semester</w:t>
+              <w:t>For Advisers, Validators, and Panel Evaluators</w:t>
+              <w:br/>
+              <w:t>Lucid Frame | Lorma Colleges CCSE BSIT | AY 2026–2027</w:t>
             </w:r>
           </w:p>
         </w:tc>
@@ -100,7 +102,7 @@
               </w:rPr>
               <w:t>📋  PURPOSE OF THIS DOCUMENT</w:t>
               <w:br/>
-              <w:t>This document provides evaluators, validators, and survey respondents with a plain-language overview of SmartSpend — what it does, who it is for, how to use it, and what makes it different. It is intended to be read before filling out the System Usability Scale (SUS) survey.</w:t>
+              <w:t>This brief explains SmartSpend in plain terms — no technical background required. It covers: what the app is, what problem it solves, who it is designed for, what its main features are, how someone uses it, and what the Financial Health Score means. It is intended for advisers, expert validators, and evaluators who need to understand the app's relevance before reviewing or validating research materials.</w:t>
             </w:r>
           </w:p>
         </w:tc>
@@ -122,1187 +124,7 @@
           <w:color w:val="1A3A6B"/>
           <w:sz w:val="24"/>
         </w:rPr>
-        <w:t>1.  Project Identity</w:t>
-      </w:r>
-    </w:p>
-    <w:tbl>
-      <w:tblPr>
-        <w:tblLook w:firstColumn="1" w:firstRow="1" w:lastColumn="0" w:lastRow="0" w:noHBand="0" w:noVBand="1" w:val="04A0"/>
-        <w:tblW w:w="10224" w:type="dxa"/>
-        <w:jc w:val="left"/>
-        <w:tblBorders>
-          <w:top w:val="single" w:sz="4" w:space="0" w:color="BBBBBB"/>
-          <w:left w:val="single" w:sz="4" w:space="0" w:color="BBBBBB"/>
-          <w:bottom w:val="single" w:sz="4" w:space="0" w:color="BBBBBB"/>
-          <w:right w:val="single" w:sz="4" w:space="0" w:color="BBBBBB"/>
-          <w:insideH w:val="single" w:sz="4" w:space="0" w:color="BBBBBB"/>
-          <w:insideV w:val="single" w:sz="4" w:space="0" w:color="BBBBBB"/>
-        </w:tblBorders>
-      </w:tblPr>
-      <w:tblGrid>
-        <w:gridCol w:w="5040"/>
-        <w:gridCol w:w="5040"/>
-      </w:tblGrid>
-      <w:tr>
-        <w:tc>
-          <w:tcPr>
-            <w:tcW w:w="2200" w:type="dxa"/>
-            <w:shd w:val="clear" w:color="auto" w:fill="1A3A6B"/>
-          </w:tcPr>
-          <w:p>
-            <w:pPr>
-              <w:spacing w:before="60" w:after="60"/>
-              <w:jc w:val="center"/>
-            </w:pPr>
-            <w:r>
-              <w:rPr>
-                <w:rFonts w:ascii="Tahoma" w:hAnsi="Tahoma"/>
-                <w:b/>
-                <w:color w:val="FFFFFF"/>
-                <w:sz w:val="18"/>
-              </w:rPr>
-              <w:t>Item</w:t>
-            </w:r>
-          </w:p>
-        </w:tc>
-        <w:tc>
-          <w:tcPr>
-            <w:tcW w:w="8024" w:type="dxa"/>
-            <w:shd w:val="clear" w:color="auto" w:fill="1A3A6B"/>
-          </w:tcPr>
-          <w:p>
-            <w:pPr>
-              <w:spacing w:before="60" w:after="60"/>
-              <w:jc w:val="center"/>
-            </w:pPr>
-            <w:r>
-              <w:rPr>
-                <w:rFonts w:ascii="Tahoma" w:hAnsi="Tahoma"/>
-                <w:b/>
-                <w:color w:val="FFFFFF"/>
-                <w:sz w:val="18"/>
-              </w:rPr>
-              <w:t>Detail</w:t>
-            </w:r>
-          </w:p>
-        </w:tc>
-      </w:tr>
-      <w:tr>
-        <w:tc>
-          <w:tcPr>
-            <w:tcW w:w="2200" w:type="dxa"/>
-            <w:shd w:val="clear" w:color="auto" w:fill="FFFFFF"/>
-          </w:tcPr>
-          <w:p>
-            <w:pPr>
-              <w:spacing w:before="60" w:after="60"/>
-              <w:jc w:val="left"/>
-            </w:pPr>
-            <w:r>
-              <w:rPr>
-                <w:rFonts w:ascii="Tahoma" w:hAnsi="Tahoma"/>
-                <w:color w:val="222222"/>
-                <w:sz w:val="18"/>
-              </w:rPr>
-              <w:t>Full Title</w:t>
-            </w:r>
-          </w:p>
-        </w:tc>
-        <w:tc>
-          <w:tcPr>
-            <w:tcW w:w="8024" w:type="dxa"/>
-            <w:shd w:val="clear" w:color="auto" w:fill="FFFFFF"/>
-          </w:tcPr>
-          <w:p>
-            <w:pPr>
-              <w:spacing w:before="60" w:after="60"/>
-              <w:jc w:val="left"/>
-            </w:pPr>
-            <w:r>
-              <w:rPr>
-                <w:rFonts w:ascii="Tahoma" w:hAnsi="Tahoma"/>
-                <w:color w:val="222222"/>
-                <w:sz w:val="18"/>
-              </w:rPr>
-              <w:t>SmartSpend: An AI-Assisted Multi-Modal Personal Financial Management Application for Filipino Users Using Agentic Large Language Model Architecture</w:t>
-            </w:r>
-          </w:p>
-        </w:tc>
-      </w:tr>
-      <w:tr>
-        <w:tc>
-          <w:tcPr>
-            <w:tcW w:w="2200" w:type="dxa"/>
-            <w:shd w:val="clear" w:color="auto" w:fill="F5F5F5"/>
-          </w:tcPr>
-          <w:p>
-            <w:pPr>
-              <w:spacing w:before="60" w:after="60"/>
-              <w:jc w:val="left"/>
-            </w:pPr>
-            <w:r>
-              <w:rPr>
-                <w:rFonts w:ascii="Tahoma" w:hAnsi="Tahoma"/>
-                <w:color w:val="222222"/>
-                <w:sz w:val="18"/>
-              </w:rPr>
-              <w:t>Developed By</w:t>
-            </w:r>
-          </w:p>
-        </w:tc>
-        <w:tc>
-          <w:tcPr>
-            <w:tcW w:w="8024" w:type="dxa"/>
-            <w:shd w:val="clear" w:color="auto" w:fill="F5F5F5"/>
-          </w:tcPr>
-          <w:p>
-            <w:pPr>
-              <w:spacing w:before="60" w:after="60"/>
-              <w:jc w:val="left"/>
-            </w:pPr>
-            <w:r>
-              <w:rPr>
-                <w:rFonts w:ascii="Tahoma" w:hAnsi="Tahoma"/>
-                <w:color w:val="222222"/>
-                <w:sz w:val="18"/>
-              </w:rPr>
-              <w:t>Lucid Frame — Brix A. Directo (Lead Dev), Cyrille John M. Rubis (UI/UX &amp; Docs), Djaunathan Albert S. Madayag (PM &amp; QA)</w:t>
-            </w:r>
-          </w:p>
-        </w:tc>
-      </w:tr>
-      <w:tr>
-        <w:tc>
-          <w:tcPr>
-            <w:tcW w:w="2200" w:type="dxa"/>
-            <w:shd w:val="clear" w:color="auto" w:fill="FFFFFF"/>
-          </w:tcPr>
-          <w:p>
-            <w:pPr>
-              <w:spacing w:before="60" w:after="60"/>
-              <w:jc w:val="left"/>
-            </w:pPr>
-            <w:r>
-              <w:rPr>
-                <w:rFonts w:ascii="Tahoma" w:hAnsi="Tahoma"/>
-                <w:color w:val="222222"/>
-                <w:sz w:val="18"/>
-              </w:rPr>
-              <w:t>Institution</w:t>
-            </w:r>
-          </w:p>
-        </w:tc>
-        <w:tc>
-          <w:tcPr>
-            <w:tcW w:w="8024" w:type="dxa"/>
-            <w:shd w:val="clear" w:color="auto" w:fill="FFFFFF"/>
-          </w:tcPr>
-          <w:p>
-            <w:pPr>
-              <w:spacing w:before="60" w:after="60"/>
-              <w:jc w:val="left"/>
-            </w:pPr>
-            <w:r>
-              <w:rPr>
-                <w:rFonts w:ascii="Tahoma" w:hAnsi="Tahoma"/>
-                <w:color w:val="222222"/>
-                <w:sz w:val="18"/>
-              </w:rPr>
-              <w:t>Lorma Colleges — College of Computer Studies and Engineering (CCSE)</w:t>
-            </w:r>
-          </w:p>
-        </w:tc>
-      </w:tr>
-      <w:tr>
-        <w:tc>
-          <w:tcPr>
-            <w:tcW w:w="2200" w:type="dxa"/>
-            <w:shd w:val="clear" w:color="auto" w:fill="F5F5F5"/>
-          </w:tcPr>
-          <w:p>
-            <w:pPr>
-              <w:spacing w:before="60" w:after="60"/>
-              <w:jc w:val="left"/>
-            </w:pPr>
-            <w:r>
-              <w:rPr>
-                <w:rFonts w:ascii="Tahoma" w:hAnsi="Tahoma"/>
-                <w:color w:val="222222"/>
-                <w:sz w:val="18"/>
-              </w:rPr>
-              <w:t>Program</w:t>
-            </w:r>
-          </w:p>
-        </w:tc>
-        <w:tc>
-          <w:tcPr>
-            <w:tcW w:w="8024" w:type="dxa"/>
-            <w:shd w:val="clear" w:color="auto" w:fill="F5F5F5"/>
-          </w:tcPr>
-          <w:p>
-            <w:pPr>
-              <w:spacing w:before="60" w:after="60"/>
-              <w:jc w:val="left"/>
-            </w:pPr>
-            <w:r>
-              <w:rPr>
-                <w:rFonts w:ascii="Tahoma" w:hAnsi="Tahoma"/>
-                <w:color w:val="222222"/>
-                <w:sz w:val="18"/>
-              </w:rPr>
-              <w:t>Bachelor of Science in Information Technology (BSIT) — 4th Year, 1st Semester</w:t>
-            </w:r>
-          </w:p>
-        </w:tc>
-      </w:tr>
-      <w:tr>
-        <w:tc>
-          <w:tcPr>
-            <w:tcW w:w="2200" w:type="dxa"/>
-            <w:shd w:val="clear" w:color="auto" w:fill="FFFFFF"/>
-          </w:tcPr>
-          <w:p>
-            <w:pPr>
-              <w:spacing w:before="60" w:after="60"/>
-              <w:jc w:val="left"/>
-            </w:pPr>
-            <w:r>
-              <w:rPr>
-                <w:rFonts w:ascii="Tahoma" w:hAnsi="Tahoma"/>
-                <w:color w:val="222222"/>
-                <w:sz w:val="18"/>
-              </w:rPr>
-              <w:t>Academic Year</w:t>
-            </w:r>
-          </w:p>
-        </w:tc>
-        <w:tc>
-          <w:tcPr>
-            <w:tcW w:w="8024" w:type="dxa"/>
-            <w:shd w:val="clear" w:color="auto" w:fill="FFFFFF"/>
-          </w:tcPr>
-          <w:p>
-            <w:pPr>
-              <w:spacing w:before="60" w:after="60"/>
-              <w:jc w:val="left"/>
-            </w:pPr>
-            <w:r>
-              <w:rPr>
-                <w:rFonts w:ascii="Tahoma" w:hAnsi="Tahoma"/>
-                <w:color w:val="222222"/>
-                <w:sz w:val="18"/>
-              </w:rPr>
-              <w:t>2026–2027, 1st Semester</w:t>
-            </w:r>
-          </w:p>
-        </w:tc>
-      </w:tr>
-      <w:tr>
-        <w:tc>
-          <w:tcPr>
-            <w:tcW w:w="2200" w:type="dxa"/>
-            <w:shd w:val="clear" w:color="auto" w:fill="F5F5F5"/>
-          </w:tcPr>
-          <w:p>
-            <w:pPr>
-              <w:spacing w:before="60" w:after="60"/>
-              <w:jc w:val="left"/>
-            </w:pPr>
-            <w:r>
-              <w:rPr>
-                <w:rFonts w:ascii="Tahoma" w:hAnsi="Tahoma"/>
-                <w:color w:val="222222"/>
-                <w:sz w:val="18"/>
-              </w:rPr>
-              <w:t>Adviser</w:t>
-            </w:r>
-          </w:p>
-        </w:tc>
-        <w:tc>
-          <w:tcPr>
-            <w:tcW w:w="8024" w:type="dxa"/>
-            <w:shd w:val="clear" w:color="auto" w:fill="F5F5F5"/>
-          </w:tcPr>
-          <w:p>
-            <w:pPr>
-              <w:spacing w:before="60" w:after="60"/>
-              <w:jc w:val="left"/>
-            </w:pPr>
-            <w:r>
-              <w:rPr>
-                <w:rFonts w:ascii="Tahoma" w:hAnsi="Tahoma"/>
-                <w:color w:val="222222"/>
-                <w:sz w:val="18"/>
-              </w:rPr>
-              <w:t>Ellen F. Mangaoang, MIT</w:t>
-            </w:r>
-          </w:p>
-        </w:tc>
-      </w:tr>
-      <w:tr>
-        <w:tc>
-          <w:tcPr>
-            <w:tcW w:w="2200" w:type="dxa"/>
-            <w:shd w:val="clear" w:color="auto" w:fill="FFFFFF"/>
-          </w:tcPr>
-          <w:p>
-            <w:pPr>
-              <w:spacing w:before="60" w:after="60"/>
-              <w:jc w:val="left"/>
-            </w:pPr>
-            <w:r>
-              <w:rPr>
-                <w:rFonts w:ascii="Tahoma" w:hAnsi="Tahoma"/>
-                <w:color w:val="222222"/>
-                <w:sz w:val="18"/>
-              </w:rPr>
-              <w:t>Platform</w:t>
-            </w:r>
-          </w:p>
-        </w:tc>
-        <w:tc>
-          <w:tcPr>
-            <w:tcW w:w="8024" w:type="dxa"/>
-            <w:shd w:val="clear" w:color="auto" w:fill="FFFFFF"/>
-          </w:tcPr>
-          <w:p>
-            <w:pPr>
-              <w:spacing w:before="60" w:after="60"/>
-              <w:jc w:val="left"/>
-            </w:pPr>
-            <w:r>
-              <w:rPr>
-                <w:rFonts w:ascii="Tahoma" w:hAnsi="Tahoma"/>
-                <w:color w:val="222222"/>
-                <w:sz w:val="18"/>
-              </w:rPr>
-              <w:t>Android (free APK, no Play Store account needed)</w:t>
-            </w:r>
-          </w:p>
-        </w:tc>
-      </w:tr>
-      <w:tr>
-        <w:tc>
-          <w:tcPr>
-            <w:tcW w:w="2200" w:type="dxa"/>
-            <w:shd w:val="clear" w:color="auto" w:fill="F5F5F5"/>
-          </w:tcPr>
-          <w:p>
-            <w:pPr>
-              <w:spacing w:before="60" w:after="60"/>
-              <w:jc w:val="left"/>
-            </w:pPr>
-            <w:r>
-              <w:rPr>
-                <w:rFonts w:ascii="Tahoma" w:hAnsi="Tahoma"/>
-                <w:color w:val="222222"/>
-                <w:sz w:val="18"/>
-              </w:rPr>
-              <w:t>Version</w:t>
-            </w:r>
-          </w:p>
-        </w:tc>
-        <w:tc>
-          <w:tcPr>
-            <w:tcW w:w="8024" w:type="dxa"/>
-            <w:shd w:val="clear" w:color="auto" w:fill="F5F5F5"/>
-          </w:tcPr>
-          <w:p>
-            <w:pPr>
-              <w:spacing w:before="60" w:after="60"/>
-              <w:jc w:val="left"/>
-            </w:pPr>
-            <w:r>
-              <w:rPr>
-                <w:rFonts w:ascii="Tahoma" w:hAnsi="Tahoma"/>
-                <w:color w:val="222222"/>
-                <w:sz w:val="18"/>
-              </w:rPr>
-              <w:t>2.9.19</w:t>
-            </w:r>
-          </w:p>
-        </w:tc>
-      </w:tr>
-      <w:tr>
-        <w:tc>
-          <w:tcPr>
-            <w:tcW w:w="2200" w:type="dxa"/>
-            <w:shd w:val="clear" w:color="auto" w:fill="FFFFFF"/>
-          </w:tcPr>
-          <w:p>
-            <w:pPr>
-              <w:spacing w:before="60" w:after="60"/>
-              <w:jc w:val="left"/>
-            </w:pPr>
-            <w:r>
-              <w:rPr>
-                <w:rFonts w:ascii="Tahoma" w:hAnsi="Tahoma"/>
-                <w:color w:val="222222"/>
-                <w:sz w:val="18"/>
-              </w:rPr>
-              <w:t>GitHub</w:t>
-            </w:r>
-          </w:p>
-        </w:tc>
-        <w:tc>
-          <w:tcPr>
-            <w:tcW w:w="8024" w:type="dxa"/>
-            <w:shd w:val="clear" w:color="auto" w:fill="FFFFFF"/>
-          </w:tcPr>
-          <w:p>
-            <w:pPr>
-              <w:spacing w:before="60" w:after="60"/>
-              <w:jc w:val="left"/>
-            </w:pPr>
-            <w:r>
-              <w:rPr>
-                <w:rFonts w:ascii="Tahoma" w:hAnsi="Tahoma"/>
-                <w:color w:val="222222"/>
-                <w:sz w:val="18"/>
-              </w:rPr>
-              <w:t>github.com/Zushikina-kun/smartspend-app</w:t>
-            </w:r>
-          </w:p>
-        </w:tc>
-      </w:tr>
-    </w:tbl>
-    <w:p>
-      <w:pPr>
-        <w:spacing w:after="80"/>
-      </w:pPr>
-    </w:p>
-    <w:p>
-      <w:pPr>
-        <w:spacing w:before="200" w:after="40"/>
-      </w:pPr>
-      <w:r>
-        <w:rPr>
-          <w:rFonts w:ascii="Tahoma" w:hAnsi="Tahoma"/>
-          <w:b/>
-          <w:color w:val="1A3A6B"/>
-          <w:sz w:val="24"/>
-        </w:rPr>
-        <w:t>2.  Main Purpose — The Problem It Solves</w:t>
-      </w:r>
-    </w:p>
-    <w:p>
-      <w:pPr>
-        <w:spacing w:before="0" w:after="60"/>
-      </w:pPr>
-      <w:r>
-        <w:rPr>
-          <w:rFonts w:ascii="Tahoma" w:hAnsi="Tahoma"/>
-          <w:b w:val="0"/>
-          <w:i w:val="0"/>
-          <w:color w:val="222222"/>
-          <w:sz w:val="19"/>
-        </w:rPr>
-        <w:t>Most Filipinos do not track their finances — not because they don't want to, but because existing tools (spreadsheets, manual apps) require too much effort. You have to open the app, tap through menus, select a category, enter the amount, and save. This friction causes most people to give up within a week.</w:t>
-      </w:r>
-    </w:p>
-    <w:p>
-      <w:pPr>
-        <w:spacing w:before="40" w:after="60"/>
-      </w:pPr>
-      <w:r>
-        <w:rPr>
-          <w:rFonts w:ascii="Tahoma" w:hAnsi="Tahoma"/>
-          <w:b w:val="0"/>
-          <w:i w:val="0"/>
-          <w:color w:val="222222"/>
-          <w:sz w:val="19"/>
-        </w:rPr>
-        <w:t>SmartSpend removes this friction entirely. Instead of filling out a form, you just tell it what you spent in plain language:</w:t>
-      </w:r>
-    </w:p>
-    <w:p>
-      <w:pPr>
-        <w:spacing w:before="20" w:after="20"/>
-        <w:ind w:left="432"/>
-      </w:pPr>
-      <w:r>
-        <w:rPr>
-          <w:rFonts w:ascii="Tahoma" w:hAnsi="Tahoma"/>
-          <w:i/>
-          <w:color w:val="5C0E24"/>
-          <w:sz w:val="19"/>
-        </w:rPr>
-        <w:t>→  "I spent 85 pesos for lunch at the canteen"</w:t>
-      </w:r>
-    </w:p>
-    <w:p>
-      <w:pPr>
-        <w:spacing w:before="20" w:after="20"/>
-        <w:ind w:left="432"/>
-      </w:pPr>
-      <w:r>
-        <w:rPr>
-          <w:rFonts w:ascii="Tahoma" w:hAnsi="Tahoma"/>
-          <w:i/>
-          <w:color w:val="5C0E24"/>
-          <w:sz w:val="19"/>
-        </w:rPr>
-        <w:t>→  "Nagbayad ako ng 150 sa Grab kanina"</w:t>
-      </w:r>
-    </w:p>
-    <w:p>
-      <w:pPr>
-        <w:spacing w:before="20" w:after="20"/>
-        <w:ind w:left="432"/>
-      </w:pPr>
-      <w:r>
-        <w:rPr>
-          <w:rFonts w:ascii="Tahoma" w:hAnsi="Tahoma"/>
-          <w:i/>
-          <w:color w:val="5C0E24"/>
-          <w:sz w:val="19"/>
-        </w:rPr>
-        <w:t>→  "Bought Jollibee chicken joy for 149"</w:t>
-      </w:r>
-    </w:p>
-    <w:p>
-      <w:pPr>
-        <w:spacing w:before="20" w:after="20"/>
-        <w:ind w:left="432"/>
-      </w:pPr>
-      <w:r>
-        <w:rPr>
-          <w:rFonts w:ascii="Tahoma" w:hAnsi="Tahoma"/>
-          <w:i/>
-          <w:color w:val="5C0E24"/>
-          <w:sz w:val="19"/>
-        </w:rPr>
-        <w:t>→  "Spent 30 jeep, 45 Sting, 100 load"</w:t>
-      </w:r>
-    </w:p>
-    <w:p>
-      <w:pPr>
-        <w:spacing w:before="40" w:after="60"/>
-      </w:pPr>
-      <w:r>
-        <w:rPr>
-          <w:rFonts w:ascii="Tahoma" w:hAnsi="Tahoma"/>
-          <w:b w:val="0"/>
-          <w:i w:val="0"/>
-          <w:color w:val="222222"/>
-          <w:sz w:val="19"/>
-        </w:rPr>
-        <w:t>The AI understands all of these, logs the expense automatically, assigns the right category, and tags it as Need or Want. No forms. No dropdowns. No manual entry required.</w:t>
-      </w:r>
-    </w:p>
-    <w:tbl>
-      <w:tblPr>
-        <w:tblLook w:firstColumn="1" w:firstRow="1" w:lastColumn="0" w:lastRow="0" w:noHBand="0" w:noVBand="1" w:val="04A0"/>
-        <w:tblW w:w="10224" w:type="dxa"/>
-        <w:tblBorders>
-          <w:top w:val="single" w:sz="4" w:space="0" w:color="5C0E24"/>
-          <w:left w:val="single" w:sz="4" w:space="0" w:color="5C0E24"/>
-          <w:bottom w:val="single" w:sz="4" w:space="0" w:color="5C0E24"/>
-          <w:right w:val="single" w:sz="4" w:space="0" w:color="5C0E24"/>
-          <w:insideH w:val="single" w:sz="4" w:space="0" w:color="5C0E24"/>
-          <w:insideV w:val="single" w:sz="4" w:space="0" w:color="5C0E24"/>
-        </w:tblBorders>
-      </w:tblPr>
-      <w:tblGrid>
-        <w:gridCol w:w="10080"/>
-      </w:tblGrid>
-      <w:tr>
-        <w:tc>
-          <w:tcPr>
-            <w:tcW w:type="dxa" w:w="10080"/>
-            <w:shd w:val="clear" w:color="auto" w:fill="FFF3F5"/>
-          </w:tcPr>
-          <w:p>
-            <w:pPr>
-              <w:spacing w:before="100" w:after="100"/>
-              <w:jc w:val="left"/>
-            </w:pPr>
-            <w:r>
-              <w:rPr>
-                <w:rFonts w:ascii="Tahoma" w:hAnsi="Tahoma"/>
-                <w:b w:val="0"/>
-                <w:color w:val="5C0E24"/>
-                <w:sz w:val="19"/>
-              </w:rPr>
-              <w:t>🎯  CORE CONCEPT</w:t>
-              <w:br/>
-              <w:t>User says something  →  AI understands  →  App logs it automatically  →  Your finances are tracked  →  You see your Financial Health Score</w:t>
-              <w:br/>
-              <w:br/>
-              <w:t>The entire loop takes under 5 seconds.</w:t>
-            </w:r>
-          </w:p>
-        </w:tc>
-      </w:tr>
-    </w:tbl>
-    <w:p>
-      <w:pPr>
-        <w:spacing w:after="60"/>
-      </w:pPr>
-    </w:p>
-    <w:p>
-      <w:pPr>
-        <w:spacing w:before="200" w:after="40"/>
-      </w:pPr>
-      <w:r>
-        <w:rPr>
-          <w:rFonts w:ascii="Tahoma" w:hAnsi="Tahoma"/>
-          <w:b/>
-          <w:color w:val="1A3A6B"/>
-          <w:sz w:val="24"/>
-        </w:rPr>
-        <w:t>3.  Who Is It For?</w:t>
-      </w:r>
-    </w:p>
-    <w:tbl>
-      <w:tblPr>
-        <w:tblLook w:firstColumn="1" w:firstRow="1" w:lastColumn="0" w:lastRow="0" w:noHBand="0" w:noVBand="1" w:val="04A0"/>
-        <w:tblW w:w="10224" w:type="dxa"/>
-        <w:jc w:val="left"/>
-        <w:tblBorders>
-          <w:top w:val="single" w:sz="4" w:space="0" w:color="BBBBBB"/>
-          <w:left w:val="single" w:sz="4" w:space="0" w:color="BBBBBB"/>
-          <w:bottom w:val="single" w:sz="4" w:space="0" w:color="BBBBBB"/>
-          <w:right w:val="single" w:sz="4" w:space="0" w:color="BBBBBB"/>
-          <w:insideH w:val="single" w:sz="4" w:space="0" w:color="BBBBBB"/>
-          <w:insideV w:val="single" w:sz="4" w:space="0" w:color="BBBBBB"/>
-        </w:tblBorders>
-      </w:tblPr>
-      <w:tblGrid>
-        <w:gridCol w:w="2520"/>
-        <w:gridCol w:w="2520"/>
-        <w:gridCol w:w="2520"/>
-        <w:gridCol w:w="2520"/>
-      </w:tblGrid>
-      <w:tr>
-        <w:tc>
-          <w:tcPr>
-            <w:tcW w:w="1500" w:type="dxa"/>
-            <w:shd w:val="clear" w:color="auto" w:fill="1A3A6B"/>
-          </w:tcPr>
-          <w:p>
-            <w:pPr>
-              <w:spacing w:before="60" w:after="60"/>
-              <w:jc w:val="center"/>
-            </w:pPr>
-            <w:r>
-              <w:rPr>
-                <w:rFonts w:ascii="Tahoma" w:hAnsi="Tahoma"/>
-                <w:b/>
-                <w:color w:val="FFFFFF"/>
-                <w:sz w:val="18"/>
-              </w:rPr>
-              <w:t>User Type</w:t>
-            </w:r>
-          </w:p>
-        </w:tc>
-        <w:tc>
-          <w:tcPr>
-            <w:tcW w:w="900" w:type="dxa"/>
-            <w:shd w:val="clear" w:color="auto" w:fill="1A3A6B"/>
-          </w:tcPr>
-          <w:p>
-            <w:pPr>
-              <w:spacing w:before="60" w:after="60"/>
-              <w:jc w:val="center"/>
-            </w:pPr>
-            <w:r>
-              <w:rPr>
-                <w:rFonts w:ascii="Tahoma" w:hAnsi="Tahoma"/>
-                <w:b/>
-                <w:color w:val="FFFFFF"/>
-                <w:sz w:val="18"/>
-              </w:rPr>
-              <w:t>Age Range</w:t>
-            </w:r>
-          </w:p>
-        </w:tc>
-        <w:tc>
-          <w:tcPr>
-            <w:tcW w:w="4900" w:type="dxa"/>
-            <w:shd w:val="clear" w:color="auto" w:fill="1A3A6B"/>
-          </w:tcPr>
-          <w:p>
-            <w:pPr>
-              <w:spacing w:before="60" w:after="60"/>
-              <w:jc w:val="center"/>
-            </w:pPr>
-            <w:r>
-              <w:rPr>
-                <w:rFonts w:ascii="Tahoma" w:hAnsi="Tahoma"/>
-                <w:b/>
-                <w:color w:val="FFFFFF"/>
-                <w:sz w:val="18"/>
-              </w:rPr>
-              <w:t>Why SmartSpend Helps</w:t>
-            </w:r>
-          </w:p>
-        </w:tc>
-        <w:tc>
-          <w:tcPr>
-            <w:tcW w:w="2624" w:type="dxa"/>
-            <w:shd w:val="clear" w:color="auto" w:fill="1A3A6B"/>
-          </w:tcPr>
-          <w:p>
-            <w:pPr>
-              <w:spacing w:before="60" w:after="60"/>
-              <w:jc w:val="center"/>
-            </w:pPr>
-            <w:r>
-              <w:rPr>
-                <w:rFonts w:ascii="Tahoma" w:hAnsi="Tahoma"/>
-                <w:b/>
-                <w:color w:val="FFFFFF"/>
-                <w:sz w:val="18"/>
-              </w:rPr>
-              <w:t>Account Type in App</w:t>
-            </w:r>
-          </w:p>
-        </w:tc>
-      </w:tr>
-      <w:tr>
-        <w:tc>
-          <w:tcPr>
-            <w:tcW w:w="1500" w:type="dxa"/>
-            <w:shd w:val="clear" w:color="auto" w:fill="FFFFFF"/>
-          </w:tcPr>
-          <w:p>
-            <w:pPr>
-              <w:spacing w:before="60" w:after="60"/>
-              <w:jc w:val="left"/>
-            </w:pPr>
-            <w:r>
-              <w:rPr>
-                <w:rFonts w:ascii="Tahoma" w:hAnsi="Tahoma"/>
-                <w:color w:val="222222"/>
-                <w:sz w:val="17"/>
-              </w:rPr>
-              <w:t>Parents</w:t>
-            </w:r>
-          </w:p>
-        </w:tc>
-        <w:tc>
-          <w:tcPr>
-            <w:tcW w:w="900" w:type="dxa"/>
-            <w:shd w:val="clear" w:color="auto" w:fill="FFFFFF"/>
-          </w:tcPr>
-          <w:p>
-            <w:pPr>
-              <w:spacing w:before="60" w:after="60"/>
-              <w:jc w:val="left"/>
-            </w:pPr>
-            <w:r>
-              <w:rPr>
-                <w:rFonts w:ascii="Tahoma" w:hAnsi="Tahoma"/>
-                <w:color w:val="222222"/>
-                <w:sz w:val="17"/>
-              </w:rPr>
-              <w:t>35–55</w:t>
-            </w:r>
-          </w:p>
-        </w:tc>
-        <w:tc>
-          <w:tcPr>
-            <w:tcW w:w="4900" w:type="dxa"/>
-            <w:shd w:val="clear" w:color="auto" w:fill="FFFFFF"/>
-          </w:tcPr>
-          <w:p>
-            <w:pPr>
-              <w:spacing w:before="60" w:after="60"/>
-              <w:jc w:val="left"/>
-            </w:pPr>
-            <w:r>
-              <w:rPr>
-                <w:rFonts w:ascii="Tahoma" w:hAnsi="Tahoma"/>
-                <w:color w:val="222222"/>
-                <w:sz w:val="17"/>
-              </w:rPr>
-              <w:t>Primary household financial decision-makers. Often lack structured budgeting tools. SmartSpend helps track household spending and set category budgets.</w:t>
-            </w:r>
-          </w:p>
-        </w:tc>
-        <w:tc>
-          <w:tcPr>
-            <w:tcW w:w="2624" w:type="dxa"/>
-            <w:shd w:val="clear" w:color="auto" w:fill="FFFFFF"/>
-          </w:tcPr>
-          <w:p>
-            <w:pPr>
-              <w:spacing w:before="60" w:after="60"/>
-              <w:jc w:val="left"/>
-            </w:pPr>
-            <w:r>
-              <w:rPr>
-                <w:rFonts w:ascii="Tahoma" w:hAnsi="Tahoma"/>
-                <w:color w:val="222222"/>
-                <w:sz w:val="17"/>
-              </w:rPr>
-              <w:t>Employed / Business Owner / General</w:t>
-            </w:r>
-          </w:p>
-        </w:tc>
-      </w:tr>
-      <w:tr>
-        <w:tc>
-          <w:tcPr>
-            <w:tcW w:w="1500" w:type="dxa"/>
-            <w:shd w:val="clear" w:color="auto" w:fill="F5F5F5"/>
-          </w:tcPr>
-          <w:p>
-            <w:pPr>
-              <w:spacing w:before="60" w:after="60"/>
-              <w:jc w:val="left"/>
-            </w:pPr>
-            <w:r>
-              <w:rPr>
-                <w:rFonts w:ascii="Tahoma" w:hAnsi="Tahoma"/>
-                <w:color w:val="222222"/>
-                <w:sz w:val="17"/>
-              </w:rPr>
-              <w:t>Young Professionals</w:t>
-            </w:r>
-          </w:p>
-        </w:tc>
-        <w:tc>
-          <w:tcPr>
-            <w:tcW w:w="900" w:type="dxa"/>
-            <w:shd w:val="clear" w:color="auto" w:fill="F5F5F5"/>
-          </w:tcPr>
-          <w:p>
-            <w:pPr>
-              <w:spacing w:before="60" w:after="60"/>
-              <w:jc w:val="left"/>
-            </w:pPr>
-            <w:r>
-              <w:rPr>
-                <w:rFonts w:ascii="Tahoma" w:hAnsi="Tahoma"/>
-                <w:color w:val="222222"/>
-                <w:sz w:val="17"/>
-              </w:rPr>
-              <w:t>21–35</w:t>
-            </w:r>
-          </w:p>
-        </w:tc>
-        <w:tc>
-          <w:tcPr>
-            <w:tcW w:w="4900" w:type="dxa"/>
-            <w:shd w:val="clear" w:color="auto" w:fill="F5F5F5"/>
-          </w:tcPr>
-          <w:p>
-            <w:pPr>
-              <w:spacing w:before="60" w:after="60"/>
-              <w:jc w:val="left"/>
-            </w:pPr>
-            <w:r>
-              <w:rPr>
-                <w:rFonts w:ascii="Tahoma" w:hAnsi="Tahoma"/>
-                <w:color w:val="222222"/>
-                <w:sz w:val="17"/>
-              </w:rPr>
-              <w:t>Starting independent financial lives. Need to build saving habits and manage debt. SmartSpend's AI provides personalized financial advice.</w:t>
-            </w:r>
-          </w:p>
-        </w:tc>
-        <w:tc>
-          <w:tcPr>
-            <w:tcW w:w="2624" w:type="dxa"/>
-            <w:shd w:val="clear" w:color="auto" w:fill="F5F5F5"/>
-          </w:tcPr>
-          <w:p>
-            <w:pPr>
-              <w:spacing w:before="60" w:after="60"/>
-              <w:jc w:val="left"/>
-            </w:pPr>
-            <w:r>
-              <w:rPr>
-                <w:rFonts w:ascii="Tahoma" w:hAnsi="Tahoma"/>
-                <w:color w:val="222222"/>
-                <w:sz w:val="17"/>
-              </w:rPr>
-              <w:t>Employed / Freelancer / Working Student</w:t>
-            </w:r>
-          </w:p>
-        </w:tc>
-      </w:tr>
-      <w:tr>
-        <w:tc>
-          <w:tcPr>
-            <w:tcW w:w="1500" w:type="dxa"/>
-            <w:shd w:val="clear" w:color="auto" w:fill="FFFFFF"/>
-          </w:tcPr>
-          <w:p>
-            <w:pPr>
-              <w:spacing w:before="60" w:after="60"/>
-              <w:jc w:val="left"/>
-            </w:pPr>
-            <w:r>
-              <w:rPr>
-                <w:rFonts w:ascii="Tahoma" w:hAnsi="Tahoma"/>
-                <w:color w:val="222222"/>
-                <w:sz w:val="17"/>
-              </w:rPr>
-              <w:t>Students</w:t>
-            </w:r>
-          </w:p>
-        </w:tc>
-        <w:tc>
-          <w:tcPr>
-            <w:tcW w:w="900" w:type="dxa"/>
-            <w:shd w:val="clear" w:color="auto" w:fill="FFFFFF"/>
-          </w:tcPr>
-          <w:p>
-            <w:pPr>
-              <w:spacing w:before="60" w:after="60"/>
-              <w:jc w:val="left"/>
-            </w:pPr>
-            <w:r>
-              <w:rPr>
-                <w:rFonts w:ascii="Tahoma" w:hAnsi="Tahoma"/>
-                <w:color w:val="222222"/>
-                <w:sz w:val="17"/>
-              </w:rPr>
-              <w:t>15–25</w:t>
-            </w:r>
-          </w:p>
-        </w:tc>
-        <w:tc>
-          <w:tcPr>
-            <w:tcW w:w="4900" w:type="dxa"/>
-            <w:shd w:val="clear" w:color="auto" w:fill="FFFFFF"/>
-          </w:tcPr>
-          <w:p>
-            <w:pPr>
-              <w:spacing w:before="60" w:after="60"/>
-              <w:jc w:val="left"/>
-            </w:pPr>
-            <w:r>
-              <w:rPr>
-                <w:rFonts w:ascii="Tahoma" w:hAnsi="Tahoma"/>
-                <w:color w:val="222222"/>
-                <w:sz w:val="17"/>
-              </w:rPr>
-              <w:t>Managing limited allowances. SmartSpend adapts language ("Allowance" instead of "Income") and provides student-appropriate budget splits.</w:t>
-            </w:r>
-          </w:p>
-        </w:tc>
-        <w:tc>
-          <w:tcPr>
-            <w:tcW w:w="2624" w:type="dxa"/>
-            <w:shd w:val="clear" w:color="auto" w:fill="FFFFFF"/>
-          </w:tcPr>
-          <w:p>
-            <w:pPr>
-              <w:spacing w:before="60" w:after="60"/>
-              <w:jc w:val="left"/>
-            </w:pPr>
-            <w:r>
-              <w:rPr>
-                <w:rFonts w:ascii="Tahoma" w:hAnsi="Tahoma"/>
-                <w:color w:val="222222"/>
-                <w:sz w:val="17"/>
-              </w:rPr>
-              <w:t>Student / Working Student</w:t>
-            </w:r>
-          </w:p>
-        </w:tc>
-      </w:tr>
-      <w:tr>
-        <w:tc>
-          <w:tcPr>
-            <w:tcW w:w="1500" w:type="dxa"/>
-            <w:shd w:val="clear" w:color="auto" w:fill="F5F5F5"/>
-          </w:tcPr>
-          <w:p>
-            <w:pPr>
-              <w:spacing w:before="60" w:after="60"/>
-              <w:jc w:val="left"/>
-            </w:pPr>
-            <w:r>
-              <w:rPr>
-                <w:rFonts w:ascii="Tahoma" w:hAnsi="Tahoma"/>
-                <w:color w:val="222222"/>
-                <w:sz w:val="17"/>
-              </w:rPr>
-              <w:t>Freelancers &amp; Self-Employed</w:t>
-            </w:r>
-          </w:p>
-        </w:tc>
-        <w:tc>
-          <w:tcPr>
-            <w:tcW w:w="900" w:type="dxa"/>
-            <w:shd w:val="clear" w:color="auto" w:fill="F5F5F5"/>
-          </w:tcPr>
-          <w:p>
-            <w:pPr>
-              <w:spacing w:before="60" w:after="60"/>
-              <w:jc w:val="left"/>
-            </w:pPr>
-            <w:r>
-              <w:rPr>
-                <w:rFonts w:ascii="Tahoma" w:hAnsi="Tahoma"/>
-                <w:color w:val="222222"/>
-                <w:sz w:val="17"/>
-              </w:rPr>
-              <w:t>21–55</w:t>
-            </w:r>
-          </w:p>
-        </w:tc>
-        <w:tc>
-          <w:tcPr>
-            <w:tcW w:w="4900" w:type="dxa"/>
-            <w:shd w:val="clear" w:color="auto" w:fill="F5F5F5"/>
-          </w:tcPr>
-          <w:p>
-            <w:pPr>
-              <w:spacing w:before="60" w:after="60"/>
-              <w:jc w:val="left"/>
-            </w:pPr>
-            <w:r>
-              <w:rPr>
-                <w:rFonts w:ascii="Tahoma" w:hAnsi="Tahoma"/>
-                <w:color w:val="222222"/>
-                <w:sz w:val="17"/>
-              </w:rPr>
-              <w:t>Irregular income makes budgeting hard. Lightweight Mode tracks spending habits without needing a fixed monthly income figure.</w:t>
-            </w:r>
-          </w:p>
-        </w:tc>
-        <w:tc>
-          <w:tcPr>
-            <w:tcW w:w="2624" w:type="dxa"/>
-            <w:shd w:val="clear" w:color="auto" w:fill="F5F5F5"/>
-          </w:tcPr>
-          <w:p>
-            <w:pPr>
-              <w:spacing w:before="60" w:after="60"/>
-              <w:jc w:val="left"/>
-            </w:pPr>
-            <w:r>
-              <w:rPr>
-                <w:rFonts w:ascii="Tahoma" w:hAnsi="Tahoma"/>
-                <w:color w:val="222222"/>
-                <w:sz w:val="17"/>
-              </w:rPr>
-              <w:t>Freelancer / Business Owner</w:t>
-            </w:r>
-          </w:p>
-        </w:tc>
-      </w:tr>
-      <w:tr>
-        <w:tc>
-          <w:tcPr>
-            <w:tcW w:w="1500" w:type="dxa"/>
-            <w:shd w:val="clear" w:color="auto" w:fill="FFFFFF"/>
-          </w:tcPr>
-          <w:p>
-            <w:pPr>
-              <w:spacing w:before="60" w:after="60"/>
-              <w:jc w:val="left"/>
-            </w:pPr>
-            <w:r>
-              <w:rPr>
-                <w:rFonts w:ascii="Tahoma" w:hAnsi="Tahoma"/>
-                <w:color w:val="222222"/>
-                <w:sz w:val="17"/>
-              </w:rPr>
-              <w:t>General Users</w:t>
-            </w:r>
-          </w:p>
-        </w:tc>
-        <w:tc>
-          <w:tcPr>
-            <w:tcW w:w="900" w:type="dxa"/>
-            <w:shd w:val="clear" w:color="auto" w:fill="FFFFFF"/>
-          </w:tcPr>
-          <w:p>
-            <w:pPr>
-              <w:spacing w:before="60" w:after="60"/>
-              <w:jc w:val="left"/>
-            </w:pPr>
-            <w:r>
-              <w:rPr>
-                <w:rFonts w:ascii="Tahoma" w:hAnsi="Tahoma"/>
-                <w:color w:val="222222"/>
-                <w:sz w:val="17"/>
-              </w:rPr>
-              <w:t>Any</w:t>
-            </w:r>
-          </w:p>
-        </w:tc>
-        <w:tc>
-          <w:tcPr>
-            <w:tcW w:w="4900" w:type="dxa"/>
-            <w:shd w:val="clear" w:color="auto" w:fill="FFFFFF"/>
-          </w:tcPr>
-          <w:p>
-            <w:pPr>
-              <w:spacing w:before="60" w:after="60"/>
-              <w:jc w:val="left"/>
-            </w:pPr>
-            <w:r>
-              <w:rPr>
-                <w:rFonts w:ascii="Tahoma" w:hAnsi="Tahoma"/>
-                <w:color w:val="222222"/>
-                <w:sz w:val="17"/>
-              </w:rPr>
-              <w:t>Anyone who wants to start tracking spending without a steep learning curve.</w:t>
-            </w:r>
-          </w:p>
-        </w:tc>
-        <w:tc>
-          <w:tcPr>
-            <w:tcW w:w="2624" w:type="dxa"/>
-            <w:shd w:val="clear" w:color="auto" w:fill="FFFFFF"/>
-          </w:tcPr>
-          <w:p>
-            <w:pPr>
-              <w:spacing w:before="60" w:after="60"/>
-              <w:jc w:val="left"/>
-            </w:pPr>
-            <w:r>
-              <w:rPr>
-                <w:rFonts w:ascii="Tahoma" w:hAnsi="Tahoma"/>
-                <w:color w:val="222222"/>
-                <w:sz w:val="17"/>
-              </w:rPr>
-              <w:t>General / Other</w:t>
-            </w:r>
-          </w:p>
-        </w:tc>
-      </w:tr>
-    </w:tbl>
-    <w:p>
-      <w:pPr>
-        <w:spacing w:after="80"/>
-      </w:pPr>
-    </w:p>
-    <w:p>
-      <w:pPr>
-        <w:spacing w:before="200" w:after="40"/>
-      </w:pPr>
-      <w:r>
-        <w:rPr>
-          <w:rFonts w:ascii="Tahoma" w:hAnsi="Tahoma"/>
-          <w:b/>
-          <w:color w:val="1A3A6B"/>
-          <w:sz w:val="24"/>
-        </w:rPr>
-        <w:t>4.  Key Features</w:t>
-      </w:r>
-    </w:p>
-    <w:p>
-      <w:pPr>
-        <w:spacing w:before="160" w:after="40"/>
-      </w:pPr>
-      <w:r>
-        <w:rPr>
-          <w:rFonts w:ascii="Tahoma" w:hAnsi="Tahoma"/>
-          <w:b/>
-          <w:i w:val="0"/>
-          <w:color w:val="1A3A6B"/>
-          <w:sz w:val="21"/>
-        </w:rPr>
-        <w:t>🤖  AI Chat Assistant</w:t>
+        <w:t>1.  What Is SmartSpend?</w:t>
       </w:r>
     </w:p>
     <w:tbl>
@@ -1341,13 +163,13 @@
                 <w:color w:val="FFFFFF"/>
                 <w:sz w:val="18"/>
               </w:rPr>
-              <w:t>Feature</w:t>
+              <w:t>Item</w:t>
             </w:r>
           </w:p>
         </w:tc>
         <w:tc>
           <w:tcPr>
-            <w:tcW w:w="8024" w:type="dxa"/>
+            <w:tcW w:w="8224" w:type="dxa"/>
             <w:shd w:val="clear" w:color="auto" w:fill="1A3A6B"/>
           </w:tcPr>
           <w:p>
@@ -1362,7 +184,7 @@
                 <w:color w:val="FFFFFF"/>
                 <w:sz w:val="18"/>
               </w:rPr>
-              <w:t>Description</w:t>
+              <w:t>Detail</w:t>
             </w:r>
           </w:p>
         </w:tc>
@@ -1382,15 +204,15 @@
               <w:rPr>
                 <w:rFonts w:ascii="Tahoma" w:hAnsi="Tahoma"/>
                 <w:color w:val="222222"/>
-                <w:sz w:val="17"/>
+                <w:sz w:val="19"/>
               </w:rPr>
-              <w:t>What it does</w:t>
+              <w:t>Full Title</w:t>
             </w:r>
           </w:p>
         </w:tc>
         <w:tc>
           <w:tcPr>
-            <w:tcW w:w="8024" w:type="dxa"/>
+            <w:tcW w:w="8224" w:type="dxa"/>
             <w:shd w:val="clear" w:color="auto" w:fill="FFFFFF"/>
           </w:tcPr>
           <w:p>
@@ -1402,9 +224,9 @@
               <w:rPr>
                 <w:rFonts w:ascii="Tahoma" w:hAnsi="Tahoma"/>
                 <w:color w:val="222222"/>
-                <w:sz w:val="17"/>
+                <w:sz w:val="19"/>
               </w:rPr>
-              <w:t>34 types of autonomous actions — log expenses, set budgets, update wallet balances, track debts, set savings goals, compute SSS/PhilHealth contributions, and more — all through natural language chat.</w:t>
+              <w:t>SmartSpend: An AI-Assisted Multi-Modal Personal Financial Management Application for Filipino Users</w:t>
             </w:r>
           </w:p>
         </w:tc>
@@ -1424,15 +246,15 @@
               <w:rPr>
                 <w:rFonts w:ascii="Tahoma" w:hAnsi="Tahoma"/>
                 <w:color w:val="222222"/>
-                <w:sz w:val="17"/>
+                <w:sz w:val="19"/>
               </w:rPr>
-              <w:t>Languages supported</w:t>
+              <w:t>In Plain Terms</w:t>
             </w:r>
           </w:p>
         </w:tc>
         <w:tc>
           <w:tcPr>
-            <w:tcW w:w="8024" w:type="dxa"/>
+            <w:tcW w:w="8224" w:type="dxa"/>
             <w:shd w:val="clear" w:color="auto" w:fill="F5F5F5"/>
           </w:tcPr>
           <w:p>
@@ -1444,9 +266,9 @@
               <w:rPr>
                 <w:rFonts w:ascii="Tahoma" w:hAnsi="Tahoma"/>
                 <w:color w:val="222222"/>
-                <w:sz w:val="17"/>
+                <w:sz w:val="19"/>
               </w:rPr>
-              <w:t>English, Filipino/Tagalog, and Taglish (mixed). The AI automatically detects and matches the user's language.</w:t>
+              <w:t>A free Android app that helps Filipinos track their spending, manage budgets, set savings goals, and understand their financial habits — without filling out forms. You just tell the app what you spent in plain language, and it does the rest.</w:t>
             </w:r>
           </w:p>
         </w:tc>
@@ -1466,15 +288,15 @@
               <w:rPr>
                 <w:rFonts w:ascii="Tahoma" w:hAnsi="Tahoma"/>
                 <w:color w:val="222222"/>
-                <w:sz w:val="17"/>
+                <w:sz w:val="19"/>
               </w:rPr>
-              <w:t>Example actions</w:t>
+              <w:t>Developed By</w:t>
             </w:r>
           </w:p>
         </w:tc>
         <w:tc>
           <w:tcPr>
-            <w:tcW w:w="8024" w:type="dxa"/>
+            <w:tcW w:w="8224" w:type="dxa"/>
             <w:shd w:val="clear" w:color="auto" w:fill="FFFFFF"/>
           </w:tcPr>
           <w:p>
@@ -1486,9 +308,9 @@
               <w:rPr>
                 <w:rFonts w:ascii="Tahoma" w:hAnsi="Tahoma"/>
                 <w:color w:val="222222"/>
-                <w:sz w:val="17"/>
+                <w:sz w:val="19"/>
               </w:rPr>
-              <w:t>"Spent 30 for jeep" → logs Transportation ₱30. "Budget ko sa pagkain 3000" → sets Food budget to ₱3,000. "My GCash is 500" → updates GCash wallet balance.</w:t>
+              <w:t>Lucid Frame — Brix A. Directo (Lead Developer), Cyrille John M. Rubis (UI/UX &amp; Documentation), Djaunathan Albert S. Madayag (Project Manager &amp; QA)</w:t>
             </w:r>
           </w:p>
         </w:tc>
@@ -1508,15 +330,15 @@
               <w:rPr>
                 <w:rFonts w:ascii="Tahoma" w:hAnsi="Tahoma"/>
                 <w:color w:val="222222"/>
-                <w:sz w:val="17"/>
+                <w:sz w:val="19"/>
               </w:rPr>
-              <w:t>Advisory capability</w:t>
+              <w:t>Institution</w:t>
             </w:r>
           </w:p>
         </w:tc>
         <w:tc>
           <w:tcPr>
-            <w:tcW w:w="8024" w:type="dxa"/>
+            <w:tcW w:w="8224" w:type="dxa"/>
             <w:shd w:val="clear" w:color="auto" w:fill="F5F5F5"/>
           </w:tcPr>
           <w:p>
@@ -1528,9 +350,177 @@
               <w:rPr>
                 <w:rFonts w:ascii="Tahoma" w:hAnsi="Tahoma"/>
                 <w:color w:val="222222"/>
-                <w:sz w:val="17"/>
+                <w:sz w:val="19"/>
               </w:rPr>
-              <w:t>Beyond logging: answers questions about SSS loans, PhilHealth benefits, Pag-IBIG, investment options (MP2, time deposits), tax computation (BIR TRAIN Law), and Philippine banking comparisons.</w:t>
+              <w:t>Lorma Colleges — College of Computer Studies and Engineering (CCSE)</w:t>
+            </w:r>
+          </w:p>
+        </w:tc>
+      </w:tr>
+      <w:tr>
+        <w:tc>
+          <w:tcPr>
+            <w:tcW w:w="2000" w:type="dxa"/>
+            <w:shd w:val="clear" w:color="auto" w:fill="FFFFFF"/>
+          </w:tcPr>
+          <w:p>
+            <w:pPr>
+              <w:spacing w:before="60" w:after="60"/>
+              <w:jc w:val="left"/>
+            </w:pPr>
+            <w:r>
+              <w:rPr>
+                <w:rFonts w:ascii="Tahoma" w:hAnsi="Tahoma"/>
+                <w:color w:val="222222"/>
+                <w:sz w:val="19"/>
+              </w:rPr>
+              <w:t>Program</w:t>
+            </w:r>
+          </w:p>
+        </w:tc>
+        <w:tc>
+          <w:tcPr>
+            <w:tcW w:w="8224" w:type="dxa"/>
+            <w:shd w:val="clear" w:color="auto" w:fill="FFFFFF"/>
+          </w:tcPr>
+          <w:p>
+            <w:pPr>
+              <w:spacing w:before="60" w:after="60"/>
+              <w:jc w:val="left"/>
+            </w:pPr>
+            <w:r>
+              <w:rPr>
+                <w:rFonts w:ascii="Tahoma" w:hAnsi="Tahoma"/>
+                <w:color w:val="222222"/>
+                <w:sz w:val="19"/>
+              </w:rPr>
+              <w:t>Bachelor of Science in Information Technology (BSIT) — 4th Year, 1st Semester</w:t>
+            </w:r>
+          </w:p>
+        </w:tc>
+      </w:tr>
+      <w:tr>
+        <w:tc>
+          <w:tcPr>
+            <w:tcW w:w="2000" w:type="dxa"/>
+            <w:shd w:val="clear" w:color="auto" w:fill="F5F5F5"/>
+          </w:tcPr>
+          <w:p>
+            <w:pPr>
+              <w:spacing w:before="60" w:after="60"/>
+              <w:jc w:val="left"/>
+            </w:pPr>
+            <w:r>
+              <w:rPr>
+                <w:rFonts w:ascii="Tahoma" w:hAnsi="Tahoma"/>
+                <w:color w:val="222222"/>
+                <w:sz w:val="19"/>
+              </w:rPr>
+              <w:t>Adviser</w:t>
+            </w:r>
+          </w:p>
+        </w:tc>
+        <w:tc>
+          <w:tcPr>
+            <w:tcW w:w="8224" w:type="dxa"/>
+            <w:shd w:val="clear" w:color="auto" w:fill="F5F5F5"/>
+          </w:tcPr>
+          <w:p>
+            <w:pPr>
+              <w:spacing w:before="60" w:after="60"/>
+              <w:jc w:val="left"/>
+            </w:pPr>
+            <w:r>
+              <w:rPr>
+                <w:rFonts w:ascii="Tahoma" w:hAnsi="Tahoma"/>
+                <w:color w:val="222222"/>
+                <w:sz w:val="19"/>
+              </w:rPr>
+              <w:t>Ellen F. Mangaoang, MIT</w:t>
+            </w:r>
+          </w:p>
+        </w:tc>
+      </w:tr>
+      <w:tr>
+        <w:tc>
+          <w:tcPr>
+            <w:tcW w:w="2000" w:type="dxa"/>
+            <w:shd w:val="clear" w:color="auto" w:fill="FFFFFF"/>
+          </w:tcPr>
+          <w:p>
+            <w:pPr>
+              <w:spacing w:before="60" w:after="60"/>
+              <w:jc w:val="left"/>
+            </w:pPr>
+            <w:r>
+              <w:rPr>
+                <w:rFonts w:ascii="Tahoma" w:hAnsi="Tahoma"/>
+                <w:color w:val="222222"/>
+                <w:sz w:val="19"/>
+              </w:rPr>
+              <w:t>Platform</w:t>
+            </w:r>
+          </w:p>
+        </w:tc>
+        <w:tc>
+          <w:tcPr>
+            <w:tcW w:w="8224" w:type="dxa"/>
+            <w:shd w:val="clear" w:color="auto" w:fill="FFFFFF"/>
+          </w:tcPr>
+          <w:p>
+            <w:pPr>
+              <w:spacing w:before="60" w:after="60"/>
+              <w:jc w:val="left"/>
+            </w:pPr>
+            <w:r>
+              <w:rPr>
+                <w:rFonts w:ascii="Tahoma" w:hAnsi="Tahoma"/>
+                <w:color w:val="222222"/>
+                <w:sz w:val="19"/>
+              </w:rPr>
+              <w:t>Android phone — free to install, no subscription required</w:t>
+            </w:r>
+          </w:p>
+        </w:tc>
+      </w:tr>
+      <w:tr>
+        <w:tc>
+          <w:tcPr>
+            <w:tcW w:w="2000" w:type="dxa"/>
+            <w:shd w:val="clear" w:color="auto" w:fill="F5F5F5"/>
+          </w:tcPr>
+          <w:p>
+            <w:pPr>
+              <w:spacing w:before="60" w:after="60"/>
+              <w:jc w:val="left"/>
+            </w:pPr>
+            <w:r>
+              <w:rPr>
+                <w:rFonts w:ascii="Tahoma" w:hAnsi="Tahoma"/>
+                <w:color w:val="222222"/>
+                <w:sz w:val="19"/>
+              </w:rPr>
+              <w:t>Version</w:t>
+            </w:r>
+          </w:p>
+        </w:tc>
+        <w:tc>
+          <w:tcPr>
+            <w:tcW w:w="8224" w:type="dxa"/>
+            <w:shd w:val="clear" w:color="auto" w:fill="F5F5F5"/>
+          </w:tcPr>
+          <w:p>
+            <w:pPr>
+              <w:spacing w:before="60" w:after="60"/>
+              <w:jc w:val="left"/>
+            </w:pPr>
+            <w:r>
+              <w:rPr>
+                <w:rFonts w:ascii="Tahoma" w:hAnsi="Tahoma"/>
+                <w:color w:val="222222"/>
+                <w:sz w:val="19"/>
+              </w:rPr>
+              <w:t>2.9.19</w:t>
             </w:r>
           </w:p>
         </w:tc>
@@ -1543,17 +533,1138 @@
     </w:p>
     <w:p>
       <w:pPr>
-        <w:spacing w:before="160" w:after="40"/>
+        <w:spacing w:before="200" w:after="40"/>
       </w:pPr>
       <w:r>
         <w:rPr>
           <w:rFonts w:ascii="Tahoma" w:hAnsi="Tahoma"/>
           <w:b/>
+          <w:color w:val="1A3A6B"/>
+          <w:sz w:val="24"/>
+        </w:rPr>
+        <w:t>2.  The Problem SmartSpend Solves</w:t>
+      </w:r>
+    </w:p>
+    <w:p>
+      <w:pPr>
+        <w:spacing w:before="0" w:after="60"/>
+      </w:pPr>
+      <w:r>
+        <w:rPr>
+          <w:rFonts w:ascii="Tahoma" w:hAnsi="Tahoma"/>
+          <w:b w:val="0"/>
           <w:i w:val="0"/>
+          <w:color w:val="222222"/>
+          <w:sz w:val="19"/>
+        </w:rPr>
+        <w:t>Most Filipinos do not track their finances — not because they don't want to, but because doing so is too tedious. Traditional tools (notebooks, spreadsheets, manual apps) require you to open the app, tap through menus, select a category, type an amount, and save — for every single purchase. Most people give up within a week.</w:t>
+      </w:r>
+    </w:p>
+    <w:p>
+      <w:pPr>
+        <w:spacing w:before="40" w:after="60"/>
+      </w:pPr>
+      <w:r>
+        <w:rPr>
+          <w:rFonts w:ascii="Tahoma" w:hAnsi="Tahoma"/>
+          <w:b w:val="0"/>
+          <w:i w:val="0"/>
+          <w:color w:val="222222"/>
+          <w:sz w:val="19"/>
+        </w:rPr>
+        <w:t>Three specific barriers prevent Filipinos from tracking finances consistently:</w:t>
+      </w:r>
+    </w:p>
+    <w:p>
+      <w:pPr>
+        <w:spacing w:before="60" w:after="20"/>
+        <w:ind w:left="288"/>
+      </w:pPr>
+      <w:r>
+        <w:rPr>
+          <w:rFonts w:ascii="Tahoma" w:hAnsi="Tahoma"/>
+          <w:b/>
+          <w:color w:val="5C0E24"/>
+          <w:sz w:val="20"/>
+        </w:rPr>
+        <w:t xml:space="preserve">1.  Too much effort  </w:t>
+      </w:r>
+      <w:r>
+        <w:rPr>
+          <w:rFonts w:ascii="Tahoma" w:hAnsi="Tahoma"/>
+          <w:color w:val="222222"/>
+          <w:sz w:val="19"/>
+        </w:rPr>
+        <w:t>Logging a tricycle fare or a sari-sari store purchase manually, every time, is cognitively exhausting. Apps built for Western markets assume bank connectivity and credit cards — not GCash, cash, and jeepney fares.</w:t>
+      </w:r>
+    </w:p>
+    <w:p>
+      <w:pPr>
+        <w:spacing w:before="60" w:after="20"/>
+        <w:ind w:left="288"/>
+      </w:pPr>
+      <w:r>
+        <w:rPr>
+          <w:rFonts w:ascii="Tahoma" w:hAnsi="Tahoma"/>
+          <w:b/>
+          <w:color w:val="5C0E24"/>
+          <w:sz w:val="20"/>
+        </w:rPr>
+        <w:t xml:space="preserve">2.  No local language support  </w:t>
+      </w:r>
+      <w:r>
+        <w:rPr>
+          <w:rFonts w:ascii="Tahoma" w:hAnsi="Tahoma"/>
+          <w:color w:val="222222"/>
+          <w:sz w:val="19"/>
+        </w:rPr>
+        <w:t>Most financial apps are English-only. Filipinos who naturally switch between English and Tagalog ("Taglish") cannot use them comfortably.</w:t>
+      </w:r>
+    </w:p>
+    <w:p>
+      <w:pPr>
+        <w:spacing w:before="60" w:after="20"/>
+        <w:ind w:left="288"/>
+      </w:pPr>
+      <w:r>
+        <w:rPr>
+          <w:rFonts w:ascii="Tahoma" w:hAnsi="Tahoma"/>
+          <w:b/>
+          <w:color w:val="5C0E24"/>
+          <w:sz w:val="20"/>
+        </w:rPr>
+        <w:t xml:space="preserve">3.  No real consequences for bad spending  </w:t>
+      </w:r>
+      <w:r>
+        <w:rPr>
+          <w:rFonts w:ascii="Tahoma" w:hAnsi="Tahoma"/>
+          <w:color w:val="222222"/>
+          <w:sz w:val="19"/>
+        </w:rPr>
+        <w:t>Existing apps show charts of overspending — but seeing a red bar does not motivate change. There is no feedback that feels real or urgent.</w:t>
+      </w:r>
+    </w:p>
+    <w:tbl>
+      <w:tblPr>
+        <w:tblLook w:firstColumn="1" w:firstRow="1" w:lastColumn="0" w:lastRow="0" w:noHBand="0" w:noVBand="1" w:val="04A0"/>
+        <w:tblW w:w="10224" w:type="dxa"/>
+        <w:tblBorders>
+          <w:top w:val="single" w:sz="4" w:space="0" w:color="1A6B3A"/>
+          <w:left w:val="single" w:sz="4" w:space="0" w:color="1A6B3A"/>
+          <w:bottom w:val="single" w:sz="4" w:space="0" w:color="1A6B3A"/>
+          <w:right w:val="single" w:sz="4" w:space="0" w:color="1A6B3A"/>
+          <w:insideH w:val="single" w:sz="4" w:space="0" w:color="1A6B3A"/>
+          <w:insideV w:val="single" w:sz="4" w:space="0" w:color="1A6B3A"/>
+        </w:tblBorders>
+      </w:tblPr>
+      <w:tblGrid>
+        <w:gridCol w:w="10080"/>
+      </w:tblGrid>
+      <w:tr>
+        <w:tc>
+          <w:tcPr>
+            <w:tcW w:type="dxa" w:w="10080"/>
+            <w:shd w:val="clear" w:color="auto" w:fill="EFFFEF"/>
+          </w:tcPr>
+          <w:p>
+            <w:pPr>
+              <w:spacing w:before="100" w:after="100"/>
+              <w:jc w:val="left"/>
+            </w:pPr>
+            <w:r>
+              <w:rPr>
+                <w:rFonts w:ascii="Tahoma" w:hAnsi="Tahoma"/>
+                <w:b w:val="0"/>
+                <w:color w:val="1A6B3A"/>
+                <w:sz w:val="19"/>
+              </w:rPr>
+              <w:t>✅  SMARTSPEND'S SOLUTION</w:t>
+              <w:br/>
+              <w:t>Instead of filling out a form, the user just says — or types — what they spent:</w:t>
+              <w:br/>
+              <w:br/>
+              <w:t xml:space="preserve">  "Spent 30 pesos for jeepney"  →  logged automatically as Transportation</w:t>
+              <w:br/>
+              <w:t xml:space="preserve">  "Nagbayad ako ng 150 sa Grab kanina"  →  logged automatically</w:t>
+              <w:br/>
+              <w:t xml:space="preserve">  "Bought Jollibee chicken joy for 149"  →  logged as Food, tagged as Want</w:t>
+              <w:br/>
+              <w:t xml:space="preserve">  "Spent 30 jeep, 45 Sting, 100 load"  →  3 separate expenses logged at once</w:t>
+              <w:br/>
+              <w:br/>
+              <w:t>The AI understands all of these, assigns the right category, and logs them. No tapping through menus. The whole thing takes under 5 seconds.</w:t>
+            </w:r>
+          </w:p>
+        </w:tc>
+      </w:tr>
+    </w:tbl>
+    <w:p>
+      <w:pPr>
+        <w:spacing w:after="60"/>
+      </w:pPr>
+    </w:p>
+    <w:p>
+      <w:pPr>
+        <w:spacing w:before="200" w:after="40"/>
+      </w:pPr>
+      <w:r>
+        <w:rPr>
+          <w:rFonts w:ascii="Tahoma" w:hAnsi="Tahoma"/>
+          <w:b/>
           <w:color w:val="1A3A6B"/>
-          <w:sz w:val="21"/>
+          <w:sz w:val="24"/>
         </w:rPr>
-        <w:t>📊  Financial Health Score (FHS)</w:t>
+        <w:t>3.  Who Is It Designed For?</w:t>
+      </w:r>
+    </w:p>
+    <w:p>
+      <w:pPr>
+        <w:spacing w:before="0" w:after="60"/>
+      </w:pPr>
+      <w:r>
+        <w:rPr>
+          <w:rFonts w:ascii="Tahoma" w:hAnsi="Tahoma"/>
+          <w:b w:val="0"/>
+          <w:i w:val="0"/>
+          <w:color w:val="222222"/>
+          <w:sz w:val="19"/>
+        </w:rPr>
+        <w:t>SmartSpend was built specifically for two groups in San Fernando City, La Union, Philippines — but is usable by anyone.</w:t>
+      </w:r>
+    </w:p>
+    <w:tbl>
+      <w:tblPr>
+        <w:tblLook w:firstColumn="1" w:firstRow="1" w:lastColumn="0" w:lastRow="0" w:noHBand="0" w:noVBand="1" w:val="04A0"/>
+        <w:tblW w:w="10224" w:type="dxa"/>
+        <w:jc w:val="left"/>
+        <w:tblBorders>
+          <w:top w:val="single" w:sz="4" w:space="0" w:color="BBBBBB"/>
+          <w:left w:val="single" w:sz="4" w:space="0" w:color="BBBBBB"/>
+          <w:bottom w:val="single" w:sz="4" w:space="0" w:color="BBBBBB"/>
+          <w:right w:val="single" w:sz="4" w:space="0" w:color="BBBBBB"/>
+          <w:insideH w:val="single" w:sz="4" w:space="0" w:color="BBBBBB"/>
+          <w:insideV w:val="single" w:sz="4" w:space="0" w:color="BBBBBB"/>
+        </w:tblBorders>
+      </w:tblPr>
+      <w:tblGrid>
+        <w:gridCol w:w="2520"/>
+        <w:gridCol w:w="2520"/>
+        <w:gridCol w:w="2520"/>
+        <w:gridCol w:w="2520"/>
+      </w:tblGrid>
+      <w:tr>
+        <w:tc>
+          <w:tcPr>
+            <w:tcW w:w="1400" w:type="dxa"/>
+            <w:shd w:val="clear" w:color="auto" w:fill="5C0E24"/>
+          </w:tcPr>
+          <w:p>
+            <w:pPr>
+              <w:spacing w:before="60" w:after="60"/>
+              <w:jc w:val="center"/>
+            </w:pPr>
+            <w:r>
+              <w:rPr>
+                <w:rFonts w:ascii="Tahoma" w:hAnsi="Tahoma"/>
+                <w:b/>
+                <w:color w:val="FFFFFF"/>
+                <w:sz w:val="18"/>
+              </w:rPr>
+              <w:t>Target User</w:t>
+            </w:r>
+          </w:p>
+        </w:tc>
+        <w:tc>
+          <w:tcPr>
+            <w:tcW w:w="600" w:type="dxa"/>
+            <w:shd w:val="clear" w:color="auto" w:fill="5C0E24"/>
+          </w:tcPr>
+          <w:p>
+            <w:pPr>
+              <w:spacing w:before="60" w:after="60"/>
+              <w:jc w:val="center"/>
+            </w:pPr>
+            <w:r>
+              <w:rPr>
+                <w:rFonts w:ascii="Tahoma" w:hAnsi="Tahoma"/>
+                <w:b/>
+                <w:color w:val="FFFFFF"/>
+                <w:sz w:val="18"/>
+              </w:rPr>
+              <w:t>Age</w:t>
+            </w:r>
+          </w:p>
+        </w:tc>
+        <w:tc>
+          <w:tcPr>
+            <w:tcW w:w="3800" w:type="dxa"/>
+            <w:shd w:val="clear" w:color="auto" w:fill="5C0E24"/>
+          </w:tcPr>
+          <w:p>
+            <w:pPr>
+              <w:spacing w:before="60" w:after="60"/>
+              <w:jc w:val="center"/>
+            </w:pPr>
+            <w:r>
+              <w:rPr>
+                <w:rFonts w:ascii="Tahoma" w:hAnsi="Tahoma"/>
+                <w:b/>
+                <w:color w:val="FFFFFF"/>
+                <w:sz w:val="18"/>
+              </w:rPr>
+              <w:t>Their Financial Reality</w:t>
+            </w:r>
+          </w:p>
+        </w:tc>
+        <w:tc>
+          <w:tcPr>
+            <w:tcW w:w="4424" w:type="dxa"/>
+            <w:shd w:val="clear" w:color="auto" w:fill="5C0E24"/>
+          </w:tcPr>
+          <w:p>
+            <w:pPr>
+              <w:spacing w:before="60" w:after="60"/>
+              <w:jc w:val="center"/>
+            </w:pPr>
+            <w:r>
+              <w:rPr>
+                <w:rFonts w:ascii="Tahoma" w:hAnsi="Tahoma"/>
+                <w:b/>
+                <w:color w:val="FFFFFF"/>
+                <w:sz w:val="18"/>
+              </w:rPr>
+              <w:t>How SmartSpend Helps</w:t>
+            </w:r>
+          </w:p>
+        </w:tc>
+      </w:tr>
+      <w:tr>
+        <w:tc>
+          <w:tcPr>
+            <w:tcW w:w="1400" w:type="dxa"/>
+            <w:shd w:val="clear" w:color="auto" w:fill="FFFFFF"/>
+          </w:tcPr>
+          <w:p>
+            <w:pPr>
+              <w:spacing w:before="60" w:after="60"/>
+              <w:jc w:val="left"/>
+            </w:pPr>
+            <w:r>
+              <w:rPr>
+                <w:rFonts w:ascii="Tahoma" w:hAnsi="Tahoma"/>
+                <w:color w:val="222222"/>
+                <w:sz w:val="18"/>
+              </w:rPr>
+              <w:t>Parents</w:t>
+              <w:br/>
+              <w:t>(Primary)</w:t>
+            </w:r>
+          </w:p>
+        </w:tc>
+        <w:tc>
+          <w:tcPr>
+            <w:tcW w:w="600" w:type="dxa"/>
+            <w:shd w:val="clear" w:color="auto" w:fill="FFFFFF"/>
+          </w:tcPr>
+          <w:p>
+            <w:pPr>
+              <w:spacing w:before="60" w:after="60"/>
+              <w:jc w:val="left"/>
+            </w:pPr>
+            <w:r>
+              <w:rPr>
+                <w:rFonts w:ascii="Tahoma" w:hAnsi="Tahoma"/>
+                <w:color w:val="222222"/>
+                <w:sz w:val="18"/>
+              </w:rPr>
+              <w:t>35–55</w:t>
+            </w:r>
+          </w:p>
+        </w:tc>
+        <w:tc>
+          <w:tcPr>
+            <w:tcW w:w="3800" w:type="dxa"/>
+            <w:shd w:val="clear" w:color="auto" w:fill="FFFFFF"/>
+          </w:tcPr>
+          <w:p>
+            <w:pPr>
+              <w:spacing w:before="60" w:after="60"/>
+              <w:jc w:val="left"/>
+            </w:pPr>
+            <w:r>
+              <w:rPr>
+                <w:rFonts w:ascii="Tahoma" w:hAnsi="Tahoma"/>
+                <w:color w:val="222222"/>
+                <w:sz w:val="18"/>
+              </w:rPr>
+              <w:t>The main financial decision-maker in the household. Manages grocery budgets, utility bills, tuition payments, and debts. Often uses cash and GCash. Rarely tracks spending formally.</w:t>
+            </w:r>
+          </w:p>
+        </w:tc>
+        <w:tc>
+          <w:tcPr>
+            <w:tcW w:w="4424" w:type="dxa"/>
+            <w:shd w:val="clear" w:color="auto" w:fill="FFFFFF"/>
+          </w:tcPr>
+          <w:p>
+            <w:pPr>
+              <w:spacing w:before="60" w:after="60"/>
+              <w:jc w:val="left"/>
+            </w:pPr>
+            <w:r>
+              <w:rPr>
+                <w:rFonts w:ascii="Tahoma" w:hAnsi="Tahoma"/>
+                <w:color w:val="222222"/>
+                <w:sz w:val="18"/>
+              </w:rPr>
+              <w:t>Logs expenses by voice or chat — no typing required. Sets category budgets (food, transport, bills). FHS shows which habits need attention. Bill calendar tracks due dates automatically.</w:t>
+            </w:r>
+          </w:p>
+        </w:tc>
+      </w:tr>
+      <w:tr>
+        <w:tc>
+          <w:tcPr>
+            <w:tcW w:w="1400" w:type="dxa"/>
+            <w:shd w:val="clear" w:color="auto" w:fill="F5F5F5"/>
+          </w:tcPr>
+          <w:p>
+            <w:pPr>
+              <w:spacing w:before="60" w:after="60"/>
+              <w:jc w:val="left"/>
+            </w:pPr>
+            <w:r>
+              <w:rPr>
+                <w:rFonts w:ascii="Tahoma" w:hAnsi="Tahoma"/>
+                <w:color w:val="222222"/>
+                <w:sz w:val="18"/>
+              </w:rPr>
+              <w:t>Young Professionals</w:t>
+              <w:br/>
+              <w:t>(Secondary)</w:t>
+            </w:r>
+          </w:p>
+        </w:tc>
+        <w:tc>
+          <w:tcPr>
+            <w:tcW w:w="600" w:type="dxa"/>
+            <w:shd w:val="clear" w:color="auto" w:fill="F5F5F5"/>
+          </w:tcPr>
+          <w:p>
+            <w:pPr>
+              <w:spacing w:before="60" w:after="60"/>
+              <w:jc w:val="left"/>
+            </w:pPr>
+            <w:r>
+              <w:rPr>
+                <w:rFonts w:ascii="Tahoma" w:hAnsi="Tahoma"/>
+                <w:color w:val="222222"/>
+                <w:sz w:val="18"/>
+              </w:rPr>
+              <w:t>21–35</w:t>
+            </w:r>
+          </w:p>
+        </w:tc>
+        <w:tc>
+          <w:tcPr>
+            <w:tcW w:w="3800" w:type="dxa"/>
+            <w:shd w:val="clear" w:color="auto" w:fill="F5F5F5"/>
+          </w:tcPr>
+          <w:p>
+            <w:pPr>
+              <w:spacing w:before="60" w:after="60"/>
+              <w:jc w:val="left"/>
+            </w:pPr>
+            <w:r>
+              <w:rPr>
+                <w:rFonts w:ascii="Tahoma" w:hAnsi="Tahoma"/>
+                <w:color w:val="222222"/>
+                <w:sz w:val="18"/>
+              </w:rPr>
+              <w:t>Starting their financial life independently. Earns a salary but tends to overspend on wants. Uses GCash and Shopee frequently. Has debt (BNPL, loans) but no structured repayment plan.</w:t>
+            </w:r>
+          </w:p>
+        </w:tc>
+        <w:tc>
+          <w:tcPr>
+            <w:tcW w:w="4424" w:type="dxa"/>
+            <w:shd w:val="clear" w:color="auto" w:fill="F5F5F5"/>
+          </w:tcPr>
+          <w:p>
+            <w:pPr>
+              <w:spacing w:before="60" w:after="60"/>
+              <w:jc w:val="left"/>
+            </w:pPr>
+            <w:r>
+              <w:rPr>
+                <w:rFonts w:ascii="Tahoma" w:hAnsi="Tahoma"/>
+                <w:color w:val="222222"/>
+                <w:sz w:val="18"/>
+              </w:rPr>
+              <w:t>Tracks GCash and Shopee spending via screenshot import. FHS shows savings rate and budget compliance. AI suggests debt payoff strategies. Daily quests build consistent tracking habits.</w:t>
+            </w:r>
+          </w:p>
+        </w:tc>
+      </w:tr>
+      <w:tr>
+        <w:tc>
+          <w:tcPr>
+            <w:tcW w:w="1400" w:type="dxa"/>
+            <w:shd w:val="clear" w:color="auto" w:fill="FFFFFF"/>
+          </w:tcPr>
+          <w:p>
+            <w:pPr>
+              <w:spacing w:before="60" w:after="60"/>
+              <w:jc w:val="left"/>
+            </w:pPr>
+            <w:r>
+              <w:rPr>
+                <w:rFonts w:ascii="Tahoma" w:hAnsi="Tahoma"/>
+                <w:color w:val="222222"/>
+                <w:sz w:val="18"/>
+              </w:rPr>
+              <w:t>Students</w:t>
+            </w:r>
+          </w:p>
+        </w:tc>
+        <w:tc>
+          <w:tcPr>
+            <w:tcW w:w="600" w:type="dxa"/>
+            <w:shd w:val="clear" w:color="auto" w:fill="FFFFFF"/>
+          </w:tcPr>
+          <w:p>
+            <w:pPr>
+              <w:spacing w:before="60" w:after="60"/>
+              <w:jc w:val="left"/>
+            </w:pPr>
+            <w:r>
+              <w:rPr>
+                <w:rFonts w:ascii="Tahoma" w:hAnsi="Tahoma"/>
+                <w:color w:val="222222"/>
+                <w:sz w:val="18"/>
+              </w:rPr>
+              <w:t>15–25</w:t>
+            </w:r>
+          </w:p>
+        </w:tc>
+        <w:tc>
+          <w:tcPr>
+            <w:tcW w:w="3800" w:type="dxa"/>
+            <w:shd w:val="clear" w:color="auto" w:fill="FFFFFF"/>
+          </w:tcPr>
+          <w:p>
+            <w:pPr>
+              <w:spacing w:before="60" w:after="60"/>
+              <w:jc w:val="left"/>
+            </w:pPr>
+            <w:r>
+              <w:rPr>
+                <w:rFonts w:ascii="Tahoma" w:hAnsi="Tahoma"/>
+                <w:color w:val="222222"/>
+                <w:sz w:val="18"/>
+              </w:rPr>
+              <w:t>Manages a limited allowance. No fixed monthly income.</w:t>
+            </w:r>
+          </w:p>
+        </w:tc>
+        <w:tc>
+          <w:tcPr>
+            <w:tcW w:w="4424" w:type="dxa"/>
+            <w:shd w:val="clear" w:color="auto" w:fill="FFFFFF"/>
+          </w:tcPr>
+          <w:p>
+            <w:pPr>
+              <w:spacing w:before="60" w:after="60"/>
+              <w:jc w:val="left"/>
+            </w:pPr>
+            <w:r>
+              <w:rPr>
+                <w:rFonts w:ascii="Tahoma" w:hAnsi="Tahoma"/>
+                <w:color w:val="222222"/>
+                <w:sz w:val="18"/>
+              </w:rPr>
+              <w:t>Lightweight Mode works without income input. App shows "Allowance" instead of "Salary." Streak-based scoring rewards daily logging habits.</w:t>
+            </w:r>
+          </w:p>
+        </w:tc>
+      </w:tr>
+    </w:tbl>
+    <w:p>
+      <w:pPr>
+        <w:spacing w:after="80"/>
+      </w:pPr>
+    </w:p>
+    <w:p>
+      <w:pPr>
+        <w:spacing w:before="200" w:after="40"/>
+      </w:pPr>
+      <w:r>
+        <w:rPr>
+          <w:rFonts w:ascii="Tahoma" w:hAnsi="Tahoma"/>
+          <w:b/>
+          <w:color w:val="1A3A6B"/>
+          <w:sz w:val="24"/>
+        </w:rPr>
+        <w:t>4.  Main Features — What the App Actually Does</w:t>
+      </w:r>
+    </w:p>
+    <w:tbl>
+      <w:tblPr>
+        <w:tblLook w:firstColumn="1" w:firstRow="1" w:lastColumn="0" w:lastRow="0" w:noHBand="0" w:noVBand="1" w:val="04A0"/>
+        <w:tblW w:w="10224" w:type="dxa"/>
+        <w:jc w:val="left"/>
+        <w:tblBorders>
+          <w:top w:val="single" w:sz="4" w:space="0" w:color="BBBBBB"/>
+          <w:left w:val="single" w:sz="4" w:space="0" w:color="BBBBBB"/>
+          <w:bottom w:val="single" w:sz="4" w:space="0" w:color="BBBBBB"/>
+          <w:right w:val="single" w:sz="4" w:space="0" w:color="BBBBBB"/>
+          <w:insideH w:val="single" w:sz="4" w:space="0" w:color="BBBBBB"/>
+          <w:insideV w:val="single" w:sz="4" w:space="0" w:color="BBBBBB"/>
+        </w:tblBorders>
+      </w:tblPr>
+      <w:tblGrid>
+        <w:gridCol w:w="3360"/>
+        <w:gridCol w:w="3360"/>
+        <w:gridCol w:w="3360"/>
+      </w:tblGrid>
+      <w:tr>
+        <w:tc>
+          <w:tcPr>
+            <w:tcW w:w="1700" w:type="dxa"/>
+            <w:shd w:val="clear" w:color="auto" w:fill="5C0E24"/>
+          </w:tcPr>
+          <w:p>
+            <w:pPr>
+              <w:spacing w:before="60" w:after="60"/>
+              <w:jc w:val="center"/>
+            </w:pPr>
+            <w:r>
+              <w:rPr>
+                <w:rFonts w:ascii="Tahoma" w:hAnsi="Tahoma"/>
+                <w:b/>
+                <w:color w:val="FFFFFF"/>
+                <w:sz w:val="18"/>
+              </w:rPr>
+              <w:t>Feature</w:t>
+            </w:r>
+          </w:p>
+        </w:tc>
+        <w:tc>
+          <w:tcPr>
+            <w:tcW w:w="4100" w:type="dxa"/>
+            <w:shd w:val="clear" w:color="auto" w:fill="5C0E24"/>
+          </w:tcPr>
+          <w:p>
+            <w:pPr>
+              <w:spacing w:before="60" w:after="60"/>
+              <w:jc w:val="center"/>
+            </w:pPr>
+            <w:r>
+              <w:rPr>
+                <w:rFonts w:ascii="Tahoma" w:hAnsi="Tahoma"/>
+                <w:b/>
+                <w:color w:val="FFFFFF"/>
+                <w:sz w:val="18"/>
+              </w:rPr>
+              <w:t>What It Does</w:t>
+            </w:r>
+          </w:p>
+        </w:tc>
+        <w:tc>
+          <w:tcPr>
+            <w:tcW w:w="4424" w:type="dxa"/>
+            <w:shd w:val="clear" w:color="auto" w:fill="5C0E24"/>
+          </w:tcPr>
+          <w:p>
+            <w:pPr>
+              <w:spacing w:before="60" w:after="60"/>
+              <w:jc w:val="center"/>
+            </w:pPr>
+            <w:r>
+              <w:rPr>
+                <w:rFonts w:ascii="Tahoma" w:hAnsi="Tahoma"/>
+                <w:b/>
+                <w:color w:val="FFFFFF"/>
+                <w:sz w:val="18"/>
+              </w:rPr>
+              <w:t>Why It Matters</w:t>
+            </w:r>
+          </w:p>
+        </w:tc>
+      </w:tr>
+      <w:tr>
+        <w:tc>
+          <w:tcPr>
+            <w:tcW w:w="1700" w:type="dxa"/>
+            <w:shd w:val="clear" w:color="auto" w:fill="FFFFFF"/>
+          </w:tcPr>
+          <w:p>
+            <w:pPr>
+              <w:spacing w:before="60" w:after="60"/>
+              <w:jc w:val="left"/>
+            </w:pPr>
+            <w:r>
+              <w:rPr>
+                <w:rFonts w:ascii="Tahoma" w:hAnsi="Tahoma"/>
+                <w:color w:val="222222"/>
+                <w:sz w:val="18"/>
+              </w:rPr>
+              <w:t>🤖  AI Chat</w:t>
+              <w:br/>
+              <w:t>(Log by talking)</w:t>
+            </w:r>
+          </w:p>
+        </w:tc>
+        <w:tc>
+          <w:tcPr>
+            <w:tcW w:w="4100" w:type="dxa"/>
+            <w:shd w:val="clear" w:color="auto" w:fill="FFFFFF"/>
+          </w:tcPr>
+          <w:p>
+            <w:pPr>
+              <w:spacing w:before="60" w:after="60"/>
+              <w:jc w:val="left"/>
+            </w:pPr>
+            <w:r>
+              <w:rPr>
+                <w:rFonts w:ascii="Tahoma" w:hAnsi="Tahoma"/>
+                <w:color w:val="222222"/>
+                <w:sz w:val="18"/>
+              </w:rPr>
+              <w:t>You type or speak what you spent — in English, Tagalog, or Taglish. The AI understands and logs it automatically with the right category, tags it as Need or Want, and even handles multiple items in one message.</w:t>
+            </w:r>
+          </w:p>
+        </w:tc>
+        <w:tc>
+          <w:tcPr>
+            <w:tcW w:w="4424" w:type="dxa"/>
+            <w:shd w:val="clear" w:color="auto" w:fill="FFFFFF"/>
+          </w:tcPr>
+          <w:p>
+            <w:pPr>
+              <w:spacing w:before="60" w:after="60"/>
+              <w:jc w:val="left"/>
+            </w:pPr>
+            <w:r>
+              <w:rPr>
+                <w:rFonts w:ascii="Tahoma" w:hAnsi="Tahoma"/>
+                <w:color w:val="222222"/>
+                <w:sz w:val="18"/>
+              </w:rPr>
+              <w:t>Removes manual entry friction. Works with local language and local context (knows Jollibee is Food, GrabFood is delivery, jeepney is Transport).</w:t>
+            </w:r>
+          </w:p>
+        </w:tc>
+      </w:tr>
+      <w:tr>
+        <w:tc>
+          <w:tcPr>
+            <w:tcW w:w="1700" w:type="dxa"/>
+            <w:shd w:val="clear" w:color="auto" w:fill="F5F5F5"/>
+          </w:tcPr>
+          <w:p>
+            <w:pPr>
+              <w:spacing w:before="60" w:after="60"/>
+              <w:jc w:val="left"/>
+            </w:pPr>
+            <w:r>
+              <w:rPr>
+                <w:rFonts w:ascii="Tahoma" w:hAnsi="Tahoma"/>
+                <w:color w:val="222222"/>
+                <w:sz w:val="18"/>
+              </w:rPr>
+              <w:t>📷  Smart Import</w:t>
+              <w:br/>
+              <w:t>(Import from screenshots/receipts)</w:t>
+            </w:r>
+          </w:p>
+        </w:tc>
+        <w:tc>
+          <w:tcPr>
+            <w:tcW w:w="4100" w:type="dxa"/>
+            <w:shd w:val="clear" w:color="auto" w:fill="F5F5F5"/>
+          </w:tcPr>
+          <w:p>
+            <w:pPr>
+              <w:spacing w:before="60" w:after="60"/>
+              <w:jc w:val="left"/>
+            </w:pPr>
+            <w:r>
+              <w:rPr>
+                <w:rFonts w:ascii="Tahoma" w:hAnsi="Tahoma"/>
+                <w:color w:val="222222"/>
+                <w:sz w:val="18"/>
+              </w:rPr>
+              <w:t>4 ways to add expenses beyond typing: scan a receipt with the camera, scan a barcode, paste GCash/bank history text, or pick up to 10 screenshots (Shopee, GCash, Steam, Netflix, BPI, etc.). The app detects the platform and extracts transactions automatically.</w:t>
+            </w:r>
+          </w:p>
+        </w:tc>
+        <w:tc>
+          <w:tcPr>
+            <w:tcW w:w="4424" w:type="dxa"/>
+            <w:shd w:val="clear" w:color="auto" w:fill="F5F5F5"/>
+          </w:tcPr>
+          <w:p>
+            <w:pPr>
+              <w:spacing w:before="60" w:after="60"/>
+              <w:jc w:val="left"/>
+            </w:pPr>
+            <w:r>
+              <w:rPr>
+                <w:rFonts w:ascii="Tahoma" w:hAnsi="Tahoma"/>
+                <w:color w:val="222222"/>
+                <w:sz w:val="18"/>
+              </w:rPr>
+              <w:t>Handles the reality that many PH users receive digital receipts as screenshots — not printouts. Supports 40+ Philippine platforms.</w:t>
+            </w:r>
+          </w:p>
+        </w:tc>
+      </w:tr>
+      <w:tr>
+        <w:tc>
+          <w:tcPr>
+            <w:tcW w:w="1700" w:type="dxa"/>
+            <w:shd w:val="clear" w:color="auto" w:fill="FFFFFF"/>
+          </w:tcPr>
+          <w:p>
+            <w:pPr>
+              <w:spacing w:before="60" w:after="60"/>
+              <w:jc w:val="left"/>
+            </w:pPr>
+            <w:r>
+              <w:rPr>
+                <w:rFonts w:ascii="Tahoma" w:hAnsi="Tahoma"/>
+                <w:color w:val="222222"/>
+                <w:sz w:val="18"/>
+              </w:rPr>
+              <w:t>📊  Financial Health Score</w:t>
+              <w:br/>
+              <w:t>(0–100 score)</w:t>
+            </w:r>
+          </w:p>
+        </w:tc>
+        <w:tc>
+          <w:tcPr>
+            <w:tcW w:w="4100" w:type="dxa"/>
+            <w:shd w:val="clear" w:color="auto" w:fill="FFFFFF"/>
+          </w:tcPr>
+          <w:p>
+            <w:pPr>
+              <w:spacing w:before="60" w:after="60"/>
+              <w:jc w:val="left"/>
+            </w:pPr>
+            <w:r>
+              <w:rPr>
+                <w:rFonts w:ascii="Tahoma" w:hAnsi="Tahoma"/>
+                <w:color w:val="222222"/>
+                <w:sz w:val="18"/>
+              </w:rPr>
+              <w:t>A score from 0 to 100 computed from actual behavior — how much you save, how often you stay within budget, whether you log consistently. Updates automatically. Full breakdown shows exactly what is bringing the score up or down.</w:t>
+            </w:r>
+          </w:p>
+        </w:tc>
+        <w:tc>
+          <w:tcPr>
+            <w:tcW w:w="4424" w:type="dxa"/>
+            <w:shd w:val="clear" w:color="auto" w:fill="FFFFFF"/>
+          </w:tcPr>
+          <w:p>
+            <w:pPr>
+              <w:spacing w:before="60" w:after="60"/>
+              <w:jc w:val="left"/>
+            </w:pPr>
+            <w:r>
+              <w:rPr>
+                <w:rFonts w:ascii="Tahoma" w:hAnsi="Tahoma"/>
+                <w:color w:val="222222"/>
+                <w:sz w:val="18"/>
+              </w:rPr>
+              <w:t>Gives users a simple, actionable number instead of raw charts. Grounded in international financial health frameworks (FinHealth Network, UNSGSA, CBA-MI). Adapts to whether the user tracks income or not.</w:t>
+            </w:r>
+          </w:p>
+        </w:tc>
+      </w:tr>
+      <w:tr>
+        <w:tc>
+          <w:tcPr>
+            <w:tcW w:w="1700" w:type="dxa"/>
+            <w:shd w:val="clear" w:color="auto" w:fill="F5F5F5"/>
+          </w:tcPr>
+          <w:p>
+            <w:pPr>
+              <w:spacing w:before="60" w:after="60"/>
+              <w:jc w:val="left"/>
+            </w:pPr>
+            <w:r>
+              <w:rPr>
+                <w:rFonts w:ascii="Tahoma" w:hAnsi="Tahoma"/>
+                <w:color w:val="222222"/>
+                <w:sz w:val="18"/>
+              </w:rPr>
+              <w:t>💰  Budgets, Goals &amp; Wallets</w:t>
+            </w:r>
+          </w:p>
+        </w:tc>
+        <w:tc>
+          <w:tcPr>
+            <w:tcW w:w="4100" w:type="dxa"/>
+            <w:shd w:val="clear" w:color="auto" w:fill="F5F5F5"/>
+          </w:tcPr>
+          <w:p>
+            <w:pPr>
+              <w:spacing w:before="60" w:after="60"/>
+              <w:jc w:val="left"/>
+            </w:pPr>
+            <w:r>
+              <w:rPr>
+                <w:rFonts w:ascii="Tahoma" w:hAnsi="Tahoma"/>
+                <w:color w:val="222222"/>
+                <w:sz w:val="18"/>
+              </w:rPr>
+              <w:t>Set monthly limits per spending category (Food ₱3,000, Transport ₱1,000, etc.). Create savings goals with target amounts and deadlines. Track actual cash across GCash, Maya, BDO, BPI, and 30+ PH banks. Set daily, weekly, or monthly spending caps.</w:t>
+            </w:r>
+          </w:p>
+        </w:tc>
+        <w:tc>
+          <w:tcPr>
+            <w:tcW w:w="4424" w:type="dxa"/>
+            <w:shd w:val="clear" w:color="auto" w:fill="F5F5F5"/>
+          </w:tcPr>
+          <w:p>
+            <w:pPr>
+              <w:spacing w:before="60" w:after="60"/>
+              <w:jc w:val="left"/>
+            </w:pPr>
+            <w:r>
+              <w:rPr>
+                <w:rFonts w:ascii="Tahoma" w:hAnsi="Tahoma"/>
+                <w:color w:val="222222"/>
+                <w:sz w:val="18"/>
+              </w:rPr>
+              <w:t>Covers the full personal finance cycle: track spending → set limits → build savings → monitor cash.</w:t>
+            </w:r>
+          </w:p>
+        </w:tc>
+      </w:tr>
+      <w:tr>
+        <w:tc>
+          <w:tcPr>
+            <w:tcW w:w="1700" w:type="dxa"/>
+            <w:shd w:val="clear" w:color="auto" w:fill="FFFFFF"/>
+          </w:tcPr>
+          <w:p>
+            <w:pPr>
+              <w:spacing w:before="60" w:after="60"/>
+              <w:jc w:val="left"/>
+            </w:pPr>
+            <w:r>
+              <w:rPr>
+                <w:rFonts w:ascii="Tahoma" w:hAnsi="Tahoma"/>
+                <w:color w:val="222222"/>
+                <w:sz w:val="18"/>
+              </w:rPr>
+              <w:t>🏦  Philippine-Specific Tools</w:t>
+            </w:r>
+          </w:p>
+        </w:tc>
+        <w:tc>
+          <w:tcPr>
+            <w:tcW w:w="4100" w:type="dxa"/>
+            <w:shd w:val="clear" w:color="auto" w:fill="FFFFFF"/>
+          </w:tcPr>
+          <w:p>
+            <w:pPr>
+              <w:spacing w:before="60" w:after="60"/>
+              <w:jc w:val="left"/>
+            </w:pPr>
+            <w:r>
+              <w:rPr>
+                <w:rFonts w:ascii="Tahoma" w:hAnsi="Tahoma"/>
+                <w:color w:val="222222"/>
+                <w:sz w:val="18"/>
+              </w:rPr>
+              <w:t>AI can compute SSS, PhilHealth, and Pag-IBIG contributions. Knows BIR TRAIN Law tax brackets. Understands GCash, Maya, ShopeePayLater, Jollibee, sari-sari stores. 14 expense categories adapted to Filipino spending (including Gaming, Pets, Gifts). 57 currencies supported with live exchange rates.</w:t>
+            </w:r>
+          </w:p>
+        </w:tc>
+        <w:tc>
+          <w:tcPr>
+            <w:tcW w:w="4424" w:type="dxa"/>
+            <w:shd w:val="clear" w:color="auto" w:fill="FFFFFF"/>
+          </w:tcPr>
+          <w:p>
+            <w:pPr>
+              <w:spacing w:before="60" w:after="60"/>
+              <w:jc w:val="left"/>
+            </w:pPr>
+            <w:r>
+              <w:rPr>
+                <w:rFonts w:ascii="Tahoma" w:hAnsi="Tahoma"/>
+                <w:color w:val="222222"/>
+                <w:sz w:val="18"/>
+              </w:rPr>
+              <w:t>Built for Filipino users — not adapted from a Western app. Understands the financial services Filipinos actually use.</w:t>
+            </w:r>
+          </w:p>
+        </w:tc>
+      </w:tr>
+      <w:tr>
+        <w:tc>
+          <w:tcPr>
+            <w:tcW w:w="1700" w:type="dxa"/>
+            <w:shd w:val="clear" w:color="auto" w:fill="F5F5F5"/>
+          </w:tcPr>
+          <w:p>
+            <w:pPr>
+              <w:spacing w:before="60" w:after="60"/>
+              <w:jc w:val="left"/>
+            </w:pPr>
+            <w:r>
+              <w:rPr>
+                <w:rFonts w:ascii="Tahoma" w:hAnsi="Tahoma"/>
+                <w:color w:val="222222"/>
+                <w:sz w:val="18"/>
+              </w:rPr>
+              <w:t>🎮  Gamification</w:t>
+            </w:r>
+          </w:p>
+        </w:tc>
+        <w:tc>
+          <w:tcPr>
+            <w:tcW w:w="4100" w:type="dxa"/>
+            <w:shd w:val="clear" w:color="auto" w:fill="F5F5F5"/>
+          </w:tcPr>
+          <w:p>
+            <w:pPr>
+              <w:spacing w:before="60" w:after="60"/>
+              <w:jc w:val="left"/>
+            </w:pPr>
+            <w:r>
+              <w:rPr>
+                <w:rFonts w:ascii="Tahoma" w:hAnsi="Tahoma"/>
+                <w:color w:val="222222"/>
+                <w:sz w:val="18"/>
+              </w:rPr>
+              <w:t>23 achievement badges for financial milestones. 10 rotating daily quests (log an expense, stay under budget, etc.). Streak counter for consecutive logging days. Spending Personality card labels your style based on actual data.</w:t>
+            </w:r>
+          </w:p>
+        </w:tc>
+        <w:tc>
+          <w:tcPr>
+            <w:tcW w:w="4424" w:type="dxa"/>
+            <w:shd w:val="clear" w:color="auto" w:fill="F5F5F5"/>
+          </w:tcPr>
+          <w:p>
+            <w:pPr>
+              <w:spacing w:before="60" w:after="60"/>
+              <w:jc w:val="left"/>
+            </w:pPr>
+            <w:r>
+              <w:rPr>
+                <w:rFonts w:ascii="Tahoma" w:hAnsi="Tahoma"/>
+                <w:color w:val="222222"/>
+                <w:sz w:val="18"/>
+              </w:rPr>
+              <w:t>Research shows gamification increases financial tracking consistency. Keeps users engaged and rewards positive habits without lecturing.</w:t>
+            </w:r>
+          </w:p>
+        </w:tc>
+      </w:tr>
+      <w:tr>
+        <w:tc>
+          <w:tcPr>
+            <w:tcW w:w="1700" w:type="dxa"/>
+            <w:shd w:val="clear" w:color="auto" w:fill="FFFFFF"/>
+          </w:tcPr>
+          <w:p>
+            <w:pPr>
+              <w:spacing w:before="60" w:after="60"/>
+              <w:jc w:val="left"/>
+            </w:pPr>
+            <w:r>
+              <w:rPr>
+                <w:rFonts w:ascii="Tahoma" w:hAnsi="Tahoma"/>
+                <w:color w:val="222222"/>
+                <w:sz w:val="18"/>
+              </w:rPr>
+              <w:t>🔒  Privacy &amp; Offline</w:t>
+            </w:r>
+          </w:p>
+        </w:tc>
+        <w:tc>
+          <w:tcPr>
+            <w:tcW w:w="4100" w:type="dxa"/>
+            <w:shd w:val="clear" w:color="auto" w:fill="FFFFFF"/>
+          </w:tcPr>
+          <w:p>
+            <w:pPr>
+              <w:spacing w:before="60" w:after="60"/>
+              <w:jc w:val="left"/>
+            </w:pPr>
+            <w:r>
+              <w:rPr>
+                <w:rFonts w:ascii="Tahoma" w:hAnsi="Tahoma"/>
+                <w:color w:val="222222"/>
+                <w:sz w:val="18"/>
+              </w:rPr>
+              <w:t>All data stored locally on the device — no mandatory cloud account. Works fully offline (AI chat requires internet, everything else does not). Does not connect to your bank account. Optional PIN + biometric lock.</w:t>
+            </w:r>
+          </w:p>
+        </w:tc>
+        <w:tc>
+          <w:tcPr>
+            <w:tcW w:w="4424" w:type="dxa"/>
+            <w:shd w:val="clear" w:color="auto" w:fill="FFFFFF"/>
+          </w:tcPr>
+          <w:p>
+            <w:pPr>
+              <w:spacing w:before="60" w:after="60"/>
+              <w:jc w:val="left"/>
+            </w:pPr>
+            <w:r>
+              <w:rPr>
+                <w:rFonts w:ascii="Tahoma" w:hAnsi="Tahoma"/>
+                <w:color w:val="222222"/>
+                <w:sz w:val="18"/>
+              </w:rPr>
+              <w:t>Addresses internet access gaps in provincial Philippines. Compliant with the Philippine Data Privacy Act (RA 10173).</w:t>
+            </w:r>
+          </w:p>
+        </w:tc>
+      </w:tr>
+    </w:tbl>
+    <w:p>
+      <w:pPr>
+        <w:spacing w:after="80"/>
+      </w:pPr>
+    </w:p>
+    <w:p>
+      <w:pPr>
+        <w:spacing w:before="200" w:after="40"/>
+      </w:pPr>
+      <w:r>
+        <w:rPr>
+          <w:rFonts w:ascii="Tahoma" w:hAnsi="Tahoma"/>
+          <w:b/>
+          <w:color w:val="1A3A6B"/>
+          <w:sz w:val="24"/>
+        </w:rPr>
+        <w:t>5.  The Financial Health Score — Explained Simply</w:t>
+      </w:r>
+    </w:p>
+    <w:p>
+      <w:pPr>
+        <w:spacing w:before="0" w:after="60"/>
+      </w:pPr>
+      <w:r>
+        <w:rPr>
+          <w:rFonts w:ascii="Tahoma" w:hAnsi="Tahoma"/>
+          <w:b w:val="0"/>
+          <w:i w:val="0"/>
+          <w:color w:val="222222"/>
+          <w:sz w:val="19"/>
+        </w:rPr>
+        <w:t>This is SmartSpend's most important academic contribution. Here is what it is in plain terms:</w:t>
       </w:r>
     </w:p>
     <w:tbl>
@@ -1577,8 +1688,8 @@
       <w:tr>
         <w:tc>
           <w:tcPr>
-            <w:tcW w:w="2000" w:type="dxa"/>
-            <w:shd w:val="clear" w:color="auto" w:fill="1A3A6B"/>
+            <w:tcW w:w="2400" w:type="dxa"/>
+            <w:shd w:val="clear" w:color="auto" w:fill="5C0E24"/>
           </w:tcPr>
           <w:p>
             <w:pPr>
@@ -1592,14 +1703,14 @@
                 <w:color w:val="FFFFFF"/>
                 <w:sz w:val="18"/>
               </w:rPr>
-              <w:t>Feature</w:t>
+              <w:t>Question</w:t>
             </w:r>
           </w:p>
         </w:tc>
         <w:tc>
           <w:tcPr>
-            <w:tcW w:w="8024" w:type="dxa"/>
-            <w:shd w:val="clear" w:color="auto" w:fill="1A3A6B"/>
+            <w:tcW w:w="7824" w:type="dxa"/>
+            <w:shd w:val="clear" w:color="auto" w:fill="5C0E24"/>
           </w:tcPr>
           <w:p>
             <w:pPr>
@@ -1613,7 +1724,7 @@
                 <w:color w:val="FFFFFF"/>
                 <w:sz w:val="18"/>
               </w:rPr>
-              <w:t>Description</w:t>
+              <w:t>Answer</w:t>
             </w:r>
           </w:p>
         </w:tc>
@@ -1621,7 +1732,7 @@
       <w:tr>
         <w:tc>
           <w:tcPr>
-            <w:tcW w:w="2000" w:type="dxa"/>
+            <w:tcW w:w="2400" w:type="dxa"/>
             <w:shd w:val="clear" w:color="auto" w:fill="FFFFFF"/>
           </w:tcPr>
           <w:p>
@@ -1633,15 +1744,15 @@
               <w:rPr>
                 <w:rFonts w:ascii="Tahoma" w:hAnsi="Tahoma"/>
                 <w:color w:val="222222"/>
-                <w:sz w:val="17"/>
+                <w:sz w:val="19"/>
               </w:rPr>
-              <w:t>What it shows</w:t>
+              <w:t>What is it?</w:t>
             </w:r>
           </w:p>
         </w:tc>
         <w:tc>
           <w:tcPr>
-            <w:tcW w:w="8024" w:type="dxa"/>
+            <w:tcW w:w="7824" w:type="dxa"/>
             <w:shd w:val="clear" w:color="auto" w:fill="FFFFFF"/>
           </w:tcPr>
           <w:p>
@@ -1653,9 +1764,9 @@
               <w:rPr>
                 <w:rFonts w:ascii="Tahoma" w:hAnsi="Tahoma"/>
                 <w:color w:val="222222"/>
-                <w:sz w:val="17"/>
+                <w:sz w:val="19"/>
               </w:rPr>
-              <w:t>A score from 0 to 100 on the home screen, updated every time you log an expense. Reflects how well you are managing your finances this month.</w:t>
+              <w:t>A number from 0 to 100 that shows how well you are managing your money this month. Higher = better. It resets at the start of each month.</w:t>
             </w:r>
           </w:p>
         </w:tc>
@@ -1663,7 +1774,7 @@
       <w:tr>
         <w:tc>
           <w:tcPr>
-            <w:tcW w:w="2000" w:type="dxa"/>
+            <w:tcW w:w="2400" w:type="dxa"/>
             <w:shd w:val="clear" w:color="auto" w:fill="F5F5F5"/>
           </w:tcPr>
           <w:p>
@@ -1675,15 +1786,15 @@
               <w:rPr>
                 <w:rFonts w:ascii="Tahoma" w:hAnsi="Tahoma"/>
                 <w:color w:val="222222"/>
-                <w:sz w:val="17"/>
+                <w:sz w:val="19"/>
               </w:rPr>
-              <w:t>Components (Full Mode)</w:t>
+              <w:t>How is it computed?</w:t>
             </w:r>
           </w:p>
         </w:tc>
         <w:tc>
           <w:tcPr>
-            <w:tcW w:w="8024" w:type="dxa"/>
+            <w:tcW w:w="7824" w:type="dxa"/>
             <w:shd w:val="clear" w:color="auto" w:fill="F5F5F5"/>
           </w:tcPr>
           <w:p>
@@ -1695,9 +1806,21 @@
               <w:rPr>
                 <w:rFonts w:ascii="Tahoma" w:hAnsi="Tahoma"/>
                 <w:color w:val="222222"/>
-                <w:sz w:val="17"/>
+                <w:sz w:val="19"/>
               </w:rPr>
-              <w:t>Savings Rate (25 pts) + Overspend Control (25 pts) + Budget Adherence (25 pts) + Logging Consistency (25 pts)</w:t>
+              <w:t>The app adds up 4 components — each worth up to 25 points:</w:t>
+              <w:br/>
+              <w:br/>
+              <w:t>1.  Savings Rate — Are you saving at least 20% of your income? (25 pts)</w:t>
+              <w:br/>
+              <w:t>2.  Overspend Control — Did you stay within your daily budget most days? (25 pts)</w:t>
+              <w:br/>
+              <w:t>3.  Budget Adherence — Are your category budgets still on track? (25 pts)</w:t>
+              <w:br/>
+              <w:t>4.  Logging Consistency — Are you recording expenses regularly this month? (25 pts)</w:t>
+              <w:br/>
+              <w:br/>
+              <w:t>Add all four: maximum score = 100.</w:t>
             </w:r>
           </w:p>
         </w:tc>
@@ -1705,7 +1828,7 @@
       <w:tr>
         <w:tc>
           <w:tcPr>
-            <w:tcW w:w="2000" w:type="dxa"/>
+            <w:tcW w:w="2400" w:type="dxa"/>
             <w:shd w:val="clear" w:color="auto" w:fill="FFFFFF"/>
           </w:tcPr>
           <w:p>
@@ -1717,15 +1840,15 @@
               <w:rPr>
                 <w:rFonts w:ascii="Tahoma" w:hAnsi="Tahoma"/>
                 <w:color w:val="222222"/>
-                <w:sz w:val="17"/>
+                <w:sz w:val="19"/>
               </w:rPr>
-              <w:t>Components (Lightweight)</w:t>
+              <w:t>What if the user has no fixed income?</w:t>
             </w:r>
           </w:p>
         </w:tc>
         <w:tc>
           <w:tcPr>
-            <w:tcW w:w="8024" w:type="dxa"/>
+            <w:tcW w:w="7824" w:type="dxa"/>
             <w:shd w:val="clear" w:color="auto" w:fill="FFFFFF"/>
           </w:tcPr>
           <w:p>
@@ -1737,9 +1860,21 @@
               <w:rPr>
                 <w:rFonts w:ascii="Tahoma" w:hAnsi="Tahoma"/>
                 <w:color w:val="222222"/>
-                <w:sz w:val="17"/>
+                <w:sz w:val="19"/>
               </w:rPr>
-              <w:t>Spending Restraint (25 pts) + Logging Consistency (25 pts) + Category Balance (25 pts) + Habit Streak (25 pts)</w:t>
+              <w:t>Lightweight Mode replaces the income-based components with habit-based ones:</w:t>
+              <w:br/>
+              <w:br/>
+              <w:t>1.  Spending Restraint — Are you within your self-set limit? (25 pts)</w:t>
+              <w:br/>
+              <w:t>2.  Logging Consistency — Same as above. (25 pts)</w:t>
+              <w:br/>
+              <w:t>3.  Category Balance — Is spending spread across categories, not concentrated? (25 pts)</w:t>
+              <w:br/>
+              <w:t>4.  Habit Streak — Consecutive days logged (full score at 14-day streak). (25 pts)</w:t>
+              <w:br/>
+              <w:br/>
+              <w:t>This mode is for students, freelancers, and anyone without a regular paycheck.</w:t>
             </w:r>
           </w:p>
         </w:tc>
@@ -1747,7 +1882,7 @@
       <w:tr>
         <w:tc>
           <w:tcPr>
-            <w:tcW w:w="2000" w:type="dxa"/>
+            <w:tcW w:w="2400" w:type="dxa"/>
             <w:shd w:val="clear" w:color="auto" w:fill="F5F5F5"/>
           </w:tcPr>
           <w:p>
@@ -1759,15 +1894,15 @@
               <w:rPr>
                 <w:rFonts w:ascii="Tahoma" w:hAnsi="Tahoma"/>
                 <w:color w:val="222222"/>
-                <w:sz w:val="17"/>
+                <w:sz w:val="19"/>
               </w:rPr>
-              <w:t>Where it appears</w:t>
+              <w:t>Does the score go up or down automatically?</w:t>
             </w:r>
           </w:p>
         </w:tc>
         <w:tc>
           <w:tcPr>
-            <w:tcW w:w="8024" w:type="dxa"/>
+            <w:tcW w:w="7824" w:type="dxa"/>
             <w:shd w:val="clear" w:color="auto" w:fill="F5F5F5"/>
           </w:tcPr>
           <w:p>
@@ -1779,92 +1914,15 @@
               <w:rPr>
                 <w:rFonts w:ascii="Tahoma" w:hAnsi="Tahoma"/>
                 <w:color w:val="222222"/>
-                <w:sz w:val="17"/>
+                <w:sz w:val="19"/>
               </w:rPr>
-              <w:t>Home screen, Profile screen, Analytics screen, and as a shareable Financial Health Certificate.</w:t>
-            </w:r>
-          </w:p>
-        </w:tc>
-      </w:tr>
-    </w:tbl>
-    <w:p>
-      <w:pPr>
-        <w:spacing w:after="80"/>
-      </w:pPr>
-    </w:p>
-    <w:p>
-      <w:pPr>
-        <w:spacing w:before="160" w:after="40"/>
-      </w:pPr>
-      <w:r>
-        <w:rPr>
-          <w:rFonts w:ascii="Tahoma" w:hAnsi="Tahoma"/>
-          <w:b/>
-          <w:i w:val="0"/>
-          <w:color w:val="1A3A6B"/>
-          <w:sz w:val="21"/>
-        </w:rPr>
-        <w:t>📷  Smart Import — 4 Ways to Add Expenses</w:t>
-      </w:r>
-    </w:p>
-    <w:tbl>
-      <w:tblPr>
-        <w:tblLook w:firstColumn="1" w:firstRow="1" w:lastColumn="0" w:lastRow="0" w:noHBand="0" w:noVBand="1" w:val="04A0"/>
-        <w:tblW w:w="10224" w:type="dxa"/>
-        <w:jc w:val="left"/>
-        <w:tblBorders>
-          <w:top w:val="single" w:sz="4" w:space="0" w:color="BBBBBB"/>
-          <w:left w:val="single" w:sz="4" w:space="0" w:color="BBBBBB"/>
-          <w:bottom w:val="single" w:sz="4" w:space="0" w:color="BBBBBB"/>
-          <w:right w:val="single" w:sz="4" w:space="0" w:color="BBBBBB"/>
-          <w:insideH w:val="single" w:sz="4" w:space="0" w:color="BBBBBB"/>
-          <w:insideV w:val="single" w:sz="4" w:space="0" w:color="BBBBBB"/>
-        </w:tblBorders>
-      </w:tblPr>
-      <w:tblGrid>
-        <w:gridCol w:w="5040"/>
-        <w:gridCol w:w="5040"/>
-      </w:tblGrid>
-      <w:tr>
-        <w:tc>
-          <w:tcPr>
-            <w:tcW w:w="2000" w:type="dxa"/>
-            <w:shd w:val="clear" w:color="auto" w:fill="1A3A6B"/>
-          </w:tcPr>
-          <w:p>
-            <w:pPr>
-              <w:spacing w:before="60" w:after="60"/>
-              <w:jc w:val="center"/>
-            </w:pPr>
-            <w:r>
-              <w:rPr>
-                <w:rFonts w:ascii="Tahoma" w:hAnsi="Tahoma"/>
-                <w:b/>
-                <w:color w:val="FFFFFF"/>
-                <w:sz w:val="18"/>
-              </w:rPr>
-              <w:t>Feature</w:t>
-            </w:r>
-          </w:p>
-        </w:tc>
-        <w:tc>
-          <w:tcPr>
-            <w:tcW w:w="8024" w:type="dxa"/>
-            <w:shd w:val="clear" w:color="auto" w:fill="1A3A6B"/>
-          </w:tcPr>
-          <w:p>
-            <w:pPr>
-              <w:spacing w:before="60" w:after="60"/>
-              <w:jc w:val="center"/>
-            </w:pPr>
-            <w:r>
-              <w:rPr>
-                <w:rFonts w:ascii="Tahoma" w:hAnsi="Tahoma"/>
-                <w:b/>
-                <w:color w:val="FFFFFF"/>
-                <w:sz w:val="18"/>
-              </w:rPr>
-              <w:t>Description</w:t>
+              <w:t>Yes. Two adjustments can shift the final score:</w:t>
+              <w:br/>
+              <w:br/>
+              <w:t>• Warning Decay: If you exceed a budget and keep spending in that category the next day, the score drops by 5 points per day (max −15). Resets when spending is controlled.</w:t>
+              <w:br/>
+              <w:br/>
+              <w:t>• Gap Adjustment: If you missed logging for a few days and the app asks you about it, confirming genuine no-spend days gives a +2 pts/day bonus. Admitting forgotten purchases gives a −3 pts/day penalty.</w:t>
             </w:r>
           </w:p>
         </w:tc>
@@ -1872,7 +1930,7 @@
       <w:tr>
         <w:tc>
           <w:tcPr>
-            <w:tcW w:w="2000" w:type="dxa"/>
+            <w:tcW w:w="2400" w:type="dxa"/>
             <w:shd w:val="clear" w:color="auto" w:fill="FFFFFF"/>
           </w:tcPr>
           <w:p>
@@ -1884,15 +1942,15 @@
               <w:rPr>
                 <w:rFonts w:ascii="Tahoma" w:hAnsi="Tahoma"/>
                 <w:color w:val="222222"/>
-                <w:sz w:val="17"/>
+                <w:sz w:val="19"/>
               </w:rPr>
-              <w:t>AI Chat (text/voice)</w:t>
+              <w:t>Where does the target 80+ score come from?</w:t>
             </w:r>
           </w:p>
         </w:tc>
         <w:tc>
           <w:tcPr>
-            <w:tcW w:w="8024" w:type="dxa"/>
+            <w:tcW w:w="7824" w:type="dxa"/>
             <w:shd w:val="clear" w:color="auto" w:fill="FFFFFF"/>
           </w:tcPr>
           <w:p>
@@ -1904,9 +1962,12 @@
               <w:rPr>
                 <w:rFonts w:ascii="Tahoma" w:hAnsi="Tahoma"/>
                 <w:color w:val="222222"/>
-                <w:sz w:val="17"/>
+                <w:sz w:val="19"/>
               </w:rPr>
-              <w:t>Type or speak what you spent. The AI parses and logs it.</w:t>
+              <w:t>SmartSpend targets a SUS usability score of ≥80 and uses the same 80-point threshold as the "Good" benchmark in the Bangor, Kortum &amp; Miller (2009) interpretation scale.</w:t>
+              <w:br/>
+              <w:br/>
+              <w:t>For the FHS itself, a score of 80+ means the user is saving at least their target, staying within budget most days, and logging consistently — a solid financial health profile.</w:t>
             </w:r>
           </w:p>
         </w:tc>
@@ -1914,7 +1975,7 @@
       <w:tr>
         <w:tc>
           <w:tcPr>
-            <w:tcW w:w="2000" w:type="dxa"/>
+            <w:tcW w:w="2400" w:type="dxa"/>
             <w:shd w:val="clear" w:color="auto" w:fill="F5F5F5"/>
           </w:tcPr>
           <w:p>
@@ -1926,15 +1987,15 @@
               <w:rPr>
                 <w:rFonts w:ascii="Tahoma" w:hAnsi="Tahoma"/>
                 <w:color w:val="222222"/>
-                <w:sz w:val="17"/>
+                <w:sz w:val="19"/>
               </w:rPr>
-              <w:t>Live Camera</w:t>
+              <w:t>Is this the same as the CFPB survey scale?</w:t>
             </w:r>
           </w:p>
         </w:tc>
         <w:tc>
           <w:tcPr>
-            <w:tcW w:w="8024" w:type="dxa"/>
+            <w:tcW w:w="7824" w:type="dxa"/>
             <w:shd w:val="clear" w:color="auto" w:fill="F5F5F5"/>
           </w:tcPr>
           <w:p>
@@ -1946,804 +2007,12 @@
               <w:rPr>
                 <w:rFonts w:ascii="Tahoma" w:hAnsi="Tahoma"/>
                 <w:color w:val="222222"/>
-                <w:sz w:val="17"/>
+                <w:sz w:val="19"/>
               </w:rPr>
-              <w:t>Point at a barcode/QR code or take a photo of a receipt. The app extracts the items automatically.</w:t>
-            </w:r>
-          </w:p>
-        </w:tc>
-      </w:tr>
-      <w:tr>
-        <w:tc>
-          <w:tcPr>
-            <w:tcW w:w="2000" w:type="dxa"/>
-            <w:shd w:val="clear" w:color="auto" w:fill="FFFFFF"/>
-          </w:tcPr>
-          <w:p>
-            <w:pPr>
-              <w:spacing w:before="60" w:after="60"/>
-              <w:jc w:val="left"/>
-            </w:pPr>
-            <w:r>
-              <w:rPr>
-                <w:rFonts w:ascii="Tahoma" w:hAnsi="Tahoma"/>
-                <w:color w:val="222222"/>
-                <w:sz w:val="17"/>
-              </w:rPr>
-              <w:t>Batch Screenshots</w:t>
-            </w:r>
-          </w:p>
-        </w:tc>
-        <w:tc>
-          <w:tcPr>
-            <w:tcW w:w="8024" w:type="dxa"/>
-            <w:shd w:val="clear" w:color="auto" w:fill="FFFFFF"/>
-          </w:tcPr>
-          <w:p>
-            <w:pPr>
-              <w:spacing w:before="60" w:after="60"/>
-              <w:jc w:val="left"/>
-            </w:pPr>
-            <w:r>
-              <w:rPr>
-                <w:rFonts w:ascii="Tahoma" w:hAnsi="Tahoma"/>
-                <w:color w:val="222222"/>
-                <w:sz w:val="17"/>
-              </w:rPr>
-              <w:t>Pick up to 10 screenshots from Shopee, GCash, Steam, Netflix, BPI, BDO, Lazada, etc. The app detects the platform (40+ supported) and extracts all transactions.</w:t>
-            </w:r>
-          </w:p>
-        </w:tc>
-      </w:tr>
-      <w:tr>
-        <w:tc>
-          <w:tcPr>
-            <w:tcW w:w="2000" w:type="dxa"/>
-            <w:shd w:val="clear" w:color="auto" w:fill="F5F5F5"/>
-          </w:tcPr>
-          <w:p>
-            <w:pPr>
-              <w:spacing w:before="60" w:after="60"/>
-              <w:jc w:val="left"/>
-            </w:pPr>
-            <w:r>
-              <w:rPr>
-                <w:rFonts w:ascii="Tahoma" w:hAnsi="Tahoma"/>
-                <w:color w:val="222222"/>
-                <w:sz w:val="17"/>
-              </w:rPr>
-              <w:t>Paste Text</w:t>
-            </w:r>
-          </w:p>
-        </w:tc>
-        <w:tc>
-          <w:tcPr>
-            <w:tcW w:w="8024" w:type="dxa"/>
-            <w:shd w:val="clear" w:color="auto" w:fill="F5F5F5"/>
-          </w:tcPr>
-          <w:p>
-            <w:pPr>
-              <w:spacing w:before="60" w:after="60"/>
-              <w:jc w:val="left"/>
-            </w:pPr>
-            <w:r>
-              <w:rPr>
-                <w:rFonts w:ascii="Tahoma" w:hAnsi="Tahoma"/>
-                <w:color w:val="222222"/>
-                <w:sz w:val="17"/>
-              </w:rPr>
-              <w:t>Copy your GCash, BPI, or BDO transaction history text and paste it. The AI parses all rows at once.</w:t>
-            </w:r>
-          </w:p>
-        </w:tc>
-      </w:tr>
-    </w:tbl>
-    <w:p>
-      <w:pPr>
-        <w:spacing w:after="80"/>
-      </w:pPr>
-    </w:p>
-    <w:p>
-      <w:pPr>
-        <w:spacing w:before="160" w:after="40"/>
-      </w:pPr>
-      <w:r>
-        <w:rPr>
-          <w:rFonts w:ascii="Tahoma" w:hAnsi="Tahoma"/>
-          <w:b/>
-          <w:i w:val="0"/>
-          <w:color w:val="1A3A6B"/>
-          <w:sz w:val="21"/>
-        </w:rPr>
-        <w:t>💰  Budgets, Goals &amp; Wallets</w:t>
-      </w:r>
-    </w:p>
-    <w:tbl>
-      <w:tblPr>
-        <w:tblLook w:firstColumn="1" w:firstRow="1" w:lastColumn="0" w:lastRow="0" w:noHBand="0" w:noVBand="1" w:val="04A0"/>
-        <w:tblW w:w="10224" w:type="dxa"/>
-        <w:jc w:val="left"/>
-        <w:tblBorders>
-          <w:top w:val="single" w:sz="4" w:space="0" w:color="BBBBBB"/>
-          <w:left w:val="single" w:sz="4" w:space="0" w:color="BBBBBB"/>
-          <w:bottom w:val="single" w:sz="4" w:space="0" w:color="BBBBBB"/>
-          <w:right w:val="single" w:sz="4" w:space="0" w:color="BBBBBB"/>
-          <w:insideH w:val="single" w:sz="4" w:space="0" w:color="BBBBBB"/>
-          <w:insideV w:val="single" w:sz="4" w:space="0" w:color="BBBBBB"/>
-        </w:tblBorders>
-      </w:tblPr>
-      <w:tblGrid>
-        <w:gridCol w:w="5040"/>
-        <w:gridCol w:w="5040"/>
-      </w:tblGrid>
-      <w:tr>
-        <w:tc>
-          <w:tcPr>
-            <w:tcW w:w="2000" w:type="dxa"/>
-            <w:shd w:val="clear" w:color="auto" w:fill="1A3A6B"/>
-          </w:tcPr>
-          <w:p>
-            <w:pPr>
-              <w:spacing w:before="60" w:after="60"/>
-              <w:jc w:val="center"/>
-            </w:pPr>
-            <w:r>
-              <w:rPr>
-                <w:rFonts w:ascii="Tahoma" w:hAnsi="Tahoma"/>
-                <w:b/>
-                <w:color w:val="FFFFFF"/>
-                <w:sz w:val="18"/>
-              </w:rPr>
-              <w:t>Feature</w:t>
-            </w:r>
-          </w:p>
-        </w:tc>
-        <w:tc>
-          <w:tcPr>
-            <w:tcW w:w="8024" w:type="dxa"/>
-            <w:shd w:val="clear" w:color="auto" w:fill="1A3A6B"/>
-          </w:tcPr>
-          <w:p>
-            <w:pPr>
-              <w:spacing w:before="60" w:after="60"/>
-              <w:jc w:val="center"/>
-            </w:pPr>
-            <w:r>
-              <w:rPr>
-                <w:rFonts w:ascii="Tahoma" w:hAnsi="Tahoma"/>
-                <w:b/>
-                <w:color w:val="FFFFFF"/>
-                <w:sz w:val="18"/>
-              </w:rPr>
-              <w:t>Description</w:t>
-            </w:r>
-          </w:p>
-        </w:tc>
-      </w:tr>
-      <w:tr>
-        <w:tc>
-          <w:tcPr>
-            <w:tcW w:w="2000" w:type="dxa"/>
-            <w:shd w:val="clear" w:color="auto" w:fill="FFFFFF"/>
-          </w:tcPr>
-          <w:p>
-            <w:pPr>
-              <w:spacing w:before="60" w:after="60"/>
-              <w:jc w:val="left"/>
-            </w:pPr>
-            <w:r>
-              <w:rPr>
-                <w:rFonts w:ascii="Tahoma" w:hAnsi="Tahoma"/>
-                <w:color w:val="222222"/>
-                <w:sz w:val="17"/>
-              </w:rPr>
-              <w:t>Category Budgets</w:t>
-            </w:r>
-          </w:p>
-        </w:tc>
-        <w:tc>
-          <w:tcPr>
-            <w:tcW w:w="8024" w:type="dxa"/>
-            <w:shd w:val="clear" w:color="auto" w:fill="FFFFFF"/>
-          </w:tcPr>
-          <w:p>
-            <w:pPr>
-              <w:spacing w:before="60" w:after="60"/>
-              <w:jc w:val="left"/>
-            </w:pPr>
-            <w:r>
-              <w:rPr>
-                <w:rFonts w:ascii="Tahoma" w:hAnsi="Tahoma"/>
-                <w:color w:val="222222"/>
-                <w:sz w:val="17"/>
-              </w:rPr>
-              <w:t>14 built-in categories (Food, Transport, Bills, Shopping, Gaming, Health, Education, etc.) with monthly limits. Pace indicators show if you're spending faster than expected.</w:t>
-            </w:r>
-          </w:p>
-        </w:tc>
-      </w:tr>
-      <w:tr>
-        <w:tc>
-          <w:tcPr>
-            <w:tcW w:w="2000" w:type="dxa"/>
-            <w:shd w:val="clear" w:color="auto" w:fill="F5F5F5"/>
-          </w:tcPr>
-          <w:p>
-            <w:pPr>
-              <w:spacing w:before="60" w:after="60"/>
-              <w:jc w:val="left"/>
-            </w:pPr>
-            <w:r>
-              <w:rPr>
-                <w:rFonts w:ascii="Tahoma" w:hAnsi="Tahoma"/>
-                <w:color w:val="222222"/>
-                <w:sz w:val="17"/>
-              </w:rPr>
-              <w:t>Savings Goals</w:t>
-            </w:r>
-          </w:p>
-        </w:tc>
-        <w:tc>
-          <w:tcPr>
-            <w:tcW w:w="8024" w:type="dxa"/>
-            <w:shd w:val="clear" w:color="auto" w:fill="F5F5F5"/>
-          </w:tcPr>
-          <w:p>
-            <w:pPr>
-              <w:spacing w:before="60" w:after="60"/>
-              <w:jc w:val="left"/>
-            </w:pPr>
-            <w:r>
-              <w:rPr>
-                <w:rFonts w:ascii="Tahoma" w:hAnsi="Tahoma"/>
-                <w:color w:val="222222"/>
-                <w:sz w:val="17"/>
-              </w:rPr>
-              <w:t>Create goals with target amounts and deadlines. The app calculates how much you need to save per month.</w:t>
-            </w:r>
-          </w:p>
-        </w:tc>
-      </w:tr>
-      <w:tr>
-        <w:tc>
-          <w:tcPr>
-            <w:tcW w:w="2000" w:type="dxa"/>
-            <w:shd w:val="clear" w:color="auto" w:fill="FFFFFF"/>
-          </w:tcPr>
-          <w:p>
-            <w:pPr>
-              <w:spacing w:before="60" w:after="60"/>
-              <w:jc w:val="left"/>
-            </w:pPr>
-            <w:r>
-              <w:rPr>
-                <w:rFonts w:ascii="Tahoma" w:hAnsi="Tahoma"/>
-                <w:color w:val="222222"/>
-                <w:sz w:val="17"/>
-              </w:rPr>
-              <w:t>Wallet Balances</w:t>
-            </w:r>
-          </w:p>
-        </w:tc>
-        <w:tc>
-          <w:tcPr>
-            <w:tcW w:w="8024" w:type="dxa"/>
-            <w:shd w:val="clear" w:color="auto" w:fill="FFFFFF"/>
-          </w:tcPr>
-          <w:p>
-            <w:pPr>
-              <w:spacing w:before="60" w:after="60"/>
-              <w:jc w:val="left"/>
-            </w:pPr>
-            <w:r>
-              <w:rPr>
-                <w:rFonts w:ascii="Tahoma" w:hAnsi="Tahoma"/>
-                <w:color w:val="222222"/>
-                <w:sz w:val="17"/>
-              </w:rPr>
-              <w:t>Track cash across Cash on Hand, GCash, Maya, BDO, BPI, and 30+ other Philippine banks and e-wallets.</w:t>
-            </w:r>
-          </w:p>
-        </w:tc>
-      </w:tr>
-      <w:tr>
-        <w:tc>
-          <w:tcPr>
-            <w:tcW w:w="2000" w:type="dxa"/>
-            <w:shd w:val="clear" w:color="auto" w:fill="F5F5F5"/>
-          </w:tcPr>
-          <w:p>
-            <w:pPr>
-              <w:spacing w:before="60" w:after="60"/>
-              <w:jc w:val="left"/>
-            </w:pPr>
-            <w:r>
-              <w:rPr>
-                <w:rFonts w:ascii="Tahoma" w:hAnsi="Tahoma"/>
-                <w:color w:val="222222"/>
-                <w:sz w:val="17"/>
-              </w:rPr>
-              <w:t>Spending Limits</w:t>
-            </w:r>
-          </w:p>
-        </w:tc>
-        <w:tc>
-          <w:tcPr>
-            <w:tcW w:w="8024" w:type="dxa"/>
-            <w:shd w:val="clear" w:color="auto" w:fill="F5F5F5"/>
-          </w:tcPr>
-          <w:p>
-            <w:pPr>
-              <w:spacing w:before="60" w:after="60"/>
-              <w:jc w:val="left"/>
-            </w:pPr>
-            <w:r>
-              <w:rPr>
-                <w:rFonts w:ascii="Tahoma" w:hAnsi="Tahoma"/>
-                <w:color w:val="222222"/>
-                <w:sz w:val="17"/>
-              </w:rPr>
-              <w:t>Set daily, weekly, monthly, or yearly spending caps. Progress bars and alerts appear when you're approaching the limit.</w:t>
-            </w:r>
-          </w:p>
-        </w:tc>
-      </w:tr>
-    </w:tbl>
-    <w:p>
-      <w:pPr>
-        <w:spacing w:after="80"/>
-      </w:pPr>
-    </w:p>
-    <w:p>
-      <w:pPr>
-        <w:spacing w:before="160" w:after="40"/>
-      </w:pPr>
-      <w:r>
-        <w:rPr>
-          <w:rFonts w:ascii="Tahoma" w:hAnsi="Tahoma"/>
-          <w:b/>
-          <w:i w:val="0"/>
-          <w:color w:val="1A3A6B"/>
-          <w:sz w:val="21"/>
-        </w:rPr>
-        <w:t>🎮  Gamification</w:t>
-      </w:r>
-    </w:p>
-    <w:tbl>
-      <w:tblPr>
-        <w:tblLook w:firstColumn="1" w:firstRow="1" w:lastColumn="0" w:lastRow="0" w:noHBand="0" w:noVBand="1" w:val="04A0"/>
-        <w:tblW w:w="10224" w:type="dxa"/>
-        <w:jc w:val="left"/>
-        <w:tblBorders>
-          <w:top w:val="single" w:sz="4" w:space="0" w:color="BBBBBB"/>
-          <w:left w:val="single" w:sz="4" w:space="0" w:color="BBBBBB"/>
-          <w:bottom w:val="single" w:sz="4" w:space="0" w:color="BBBBBB"/>
-          <w:right w:val="single" w:sz="4" w:space="0" w:color="BBBBBB"/>
-          <w:insideH w:val="single" w:sz="4" w:space="0" w:color="BBBBBB"/>
-          <w:insideV w:val="single" w:sz="4" w:space="0" w:color="BBBBBB"/>
-        </w:tblBorders>
-      </w:tblPr>
-      <w:tblGrid>
-        <w:gridCol w:w="5040"/>
-        <w:gridCol w:w="5040"/>
-      </w:tblGrid>
-      <w:tr>
-        <w:tc>
-          <w:tcPr>
-            <w:tcW w:w="2000" w:type="dxa"/>
-            <w:shd w:val="clear" w:color="auto" w:fill="1A3A6B"/>
-          </w:tcPr>
-          <w:p>
-            <w:pPr>
-              <w:spacing w:before="60" w:after="60"/>
-              <w:jc w:val="center"/>
-            </w:pPr>
-            <w:r>
-              <w:rPr>
-                <w:rFonts w:ascii="Tahoma" w:hAnsi="Tahoma"/>
-                <w:b/>
-                <w:color w:val="FFFFFF"/>
-                <w:sz w:val="18"/>
-              </w:rPr>
-              <w:t>Feature</w:t>
-            </w:r>
-          </w:p>
-        </w:tc>
-        <w:tc>
-          <w:tcPr>
-            <w:tcW w:w="8024" w:type="dxa"/>
-            <w:shd w:val="clear" w:color="auto" w:fill="1A3A6B"/>
-          </w:tcPr>
-          <w:p>
-            <w:pPr>
-              <w:spacing w:before="60" w:after="60"/>
-              <w:jc w:val="center"/>
-            </w:pPr>
-            <w:r>
-              <w:rPr>
-                <w:rFonts w:ascii="Tahoma" w:hAnsi="Tahoma"/>
-                <w:b/>
-                <w:color w:val="FFFFFF"/>
-                <w:sz w:val="18"/>
-              </w:rPr>
-              <w:t>Description</w:t>
-            </w:r>
-          </w:p>
-        </w:tc>
-      </w:tr>
-      <w:tr>
-        <w:tc>
-          <w:tcPr>
-            <w:tcW w:w="2000" w:type="dxa"/>
-            <w:shd w:val="clear" w:color="auto" w:fill="FFFFFF"/>
-          </w:tcPr>
-          <w:p>
-            <w:pPr>
-              <w:spacing w:before="60" w:after="60"/>
-              <w:jc w:val="left"/>
-            </w:pPr>
-            <w:r>
-              <w:rPr>
-                <w:rFonts w:ascii="Tahoma" w:hAnsi="Tahoma"/>
-                <w:color w:val="222222"/>
-                <w:sz w:val="17"/>
-              </w:rPr>
-              <w:t>23 Achievement Badges</w:t>
-            </w:r>
-          </w:p>
-        </w:tc>
-        <w:tc>
-          <w:tcPr>
-            <w:tcW w:w="8024" w:type="dxa"/>
-            <w:shd w:val="clear" w:color="auto" w:fill="FFFFFF"/>
-          </w:tcPr>
-          <w:p>
-            <w:pPr>
-              <w:spacing w:before="60" w:after="60"/>
-              <w:jc w:val="left"/>
-            </w:pPr>
-            <w:r>
-              <w:rPr>
-                <w:rFonts w:ascii="Tahoma" w:hAnsi="Tahoma"/>
-                <w:color w:val="222222"/>
-                <w:sz w:val="17"/>
-              </w:rPr>
-              <w:t>Earned for financial milestones: first savings goal, 7-day streak, first debt paid, 100 expenses logged, FHS reaching 80+, and more.</w:t>
-            </w:r>
-          </w:p>
-        </w:tc>
-      </w:tr>
-      <w:tr>
-        <w:tc>
-          <w:tcPr>
-            <w:tcW w:w="2000" w:type="dxa"/>
-            <w:shd w:val="clear" w:color="auto" w:fill="F5F5F5"/>
-          </w:tcPr>
-          <w:p>
-            <w:pPr>
-              <w:spacing w:before="60" w:after="60"/>
-              <w:jc w:val="left"/>
-            </w:pPr>
-            <w:r>
-              <w:rPr>
-                <w:rFonts w:ascii="Tahoma" w:hAnsi="Tahoma"/>
-                <w:color w:val="222222"/>
-                <w:sz w:val="17"/>
-              </w:rPr>
-              <w:t>10 Daily Quests</w:t>
-            </w:r>
-          </w:p>
-        </w:tc>
-        <w:tc>
-          <w:tcPr>
-            <w:tcW w:w="8024" w:type="dxa"/>
-            <w:shd w:val="clear" w:color="auto" w:fill="F5F5F5"/>
-          </w:tcPr>
-          <w:p>
-            <w:pPr>
-              <w:spacing w:before="60" w:after="60"/>
-              <w:jc w:val="left"/>
-            </w:pPr>
-            <w:r>
-              <w:rPr>
-                <w:rFonts w:ascii="Tahoma" w:hAnsi="Tahoma"/>
-                <w:color w:val="222222"/>
-                <w:sz w:val="17"/>
-              </w:rPr>
-              <w:t>4 rotating quests per day (log an expense, stay under budget, avoid Want spending, etc.) with a streak counter.</w:t>
-            </w:r>
-          </w:p>
-        </w:tc>
-      </w:tr>
-      <w:tr>
-        <w:tc>
-          <w:tcPr>
-            <w:tcW w:w="2000" w:type="dxa"/>
-            <w:shd w:val="clear" w:color="auto" w:fill="FFFFFF"/>
-          </w:tcPr>
-          <w:p>
-            <w:pPr>
-              <w:spacing w:before="60" w:after="60"/>
-              <w:jc w:val="left"/>
-            </w:pPr>
-            <w:r>
-              <w:rPr>
-                <w:rFonts w:ascii="Tahoma" w:hAnsi="Tahoma"/>
-                <w:color w:val="222222"/>
-                <w:sz w:val="17"/>
-              </w:rPr>
-              <w:t>Spending Personality</w:t>
-            </w:r>
-          </w:p>
-        </w:tc>
-        <w:tc>
-          <w:tcPr>
-            <w:tcW w:w="8024" w:type="dxa"/>
-            <w:shd w:val="clear" w:color="auto" w:fill="FFFFFF"/>
-          </w:tcPr>
-          <w:p>
-            <w:pPr>
-              <w:spacing w:before="60" w:after="60"/>
-              <w:jc w:val="left"/>
-            </w:pPr>
-            <w:r>
-              <w:rPr>
-                <w:rFonts w:ascii="Tahoma" w:hAnsi="Tahoma"/>
-                <w:color w:val="222222"/>
-                <w:sz w:val="17"/>
-              </w:rPr>
-              <w:t>Labels your spending style from your actual data (Consistent Saver, Foodie Spender, Impulse Buyer, etc.) — no survey needed.</w:t>
-            </w:r>
-          </w:p>
-        </w:tc>
-      </w:tr>
-    </w:tbl>
-    <w:p>
-      <w:pPr>
-        <w:spacing w:after="80"/>
-      </w:pPr>
-    </w:p>
-    <w:p>
-      <w:pPr>
-        <w:spacing w:before="160" w:after="40"/>
-      </w:pPr>
-      <w:r>
-        <w:rPr>
-          <w:rFonts w:ascii="Tahoma" w:hAnsi="Tahoma"/>
-          <w:b/>
-          <w:i w:val="0"/>
-          <w:color w:val="1A3A6B"/>
-          <w:sz w:val="21"/>
-        </w:rPr>
-        <w:t>🔒  Privacy &amp; Security</w:t>
-      </w:r>
-    </w:p>
-    <w:tbl>
-      <w:tblPr>
-        <w:tblLook w:firstColumn="1" w:firstRow="1" w:lastColumn="0" w:lastRow="0" w:noHBand="0" w:noVBand="1" w:val="04A0"/>
-        <w:tblW w:w="10224" w:type="dxa"/>
-        <w:jc w:val="left"/>
-        <w:tblBorders>
-          <w:top w:val="single" w:sz="4" w:space="0" w:color="BBBBBB"/>
-          <w:left w:val="single" w:sz="4" w:space="0" w:color="BBBBBB"/>
-          <w:bottom w:val="single" w:sz="4" w:space="0" w:color="BBBBBB"/>
-          <w:right w:val="single" w:sz="4" w:space="0" w:color="BBBBBB"/>
-          <w:insideH w:val="single" w:sz="4" w:space="0" w:color="BBBBBB"/>
-          <w:insideV w:val="single" w:sz="4" w:space="0" w:color="BBBBBB"/>
-        </w:tblBorders>
-      </w:tblPr>
-      <w:tblGrid>
-        <w:gridCol w:w="5040"/>
-        <w:gridCol w:w="5040"/>
-      </w:tblGrid>
-      <w:tr>
-        <w:tc>
-          <w:tcPr>
-            <w:tcW w:w="2000" w:type="dxa"/>
-            <w:shd w:val="clear" w:color="auto" w:fill="1A3A6B"/>
-          </w:tcPr>
-          <w:p>
-            <w:pPr>
-              <w:spacing w:before="60" w:after="60"/>
-              <w:jc w:val="center"/>
-            </w:pPr>
-            <w:r>
-              <w:rPr>
-                <w:rFonts w:ascii="Tahoma" w:hAnsi="Tahoma"/>
-                <w:b/>
-                <w:color w:val="FFFFFF"/>
-                <w:sz w:val="18"/>
-              </w:rPr>
-              <w:t>Feature</w:t>
-            </w:r>
-          </w:p>
-        </w:tc>
-        <w:tc>
-          <w:tcPr>
-            <w:tcW w:w="8024" w:type="dxa"/>
-            <w:shd w:val="clear" w:color="auto" w:fill="1A3A6B"/>
-          </w:tcPr>
-          <w:p>
-            <w:pPr>
-              <w:spacing w:before="60" w:after="60"/>
-              <w:jc w:val="center"/>
-            </w:pPr>
-            <w:r>
-              <w:rPr>
-                <w:rFonts w:ascii="Tahoma" w:hAnsi="Tahoma"/>
-                <w:b/>
-                <w:color w:val="FFFFFF"/>
-                <w:sz w:val="18"/>
-              </w:rPr>
-              <w:t>Description</w:t>
-            </w:r>
-          </w:p>
-        </w:tc>
-      </w:tr>
-      <w:tr>
-        <w:tc>
-          <w:tcPr>
-            <w:tcW w:w="2000" w:type="dxa"/>
-            <w:shd w:val="clear" w:color="auto" w:fill="FFFFFF"/>
-          </w:tcPr>
-          <w:p>
-            <w:pPr>
-              <w:spacing w:before="60" w:after="60"/>
-              <w:jc w:val="left"/>
-            </w:pPr>
-            <w:r>
-              <w:rPr>
-                <w:rFonts w:ascii="Tahoma" w:hAnsi="Tahoma"/>
-                <w:color w:val="222222"/>
-                <w:sz w:val="17"/>
-              </w:rPr>
-              <w:t>Offline-first</w:t>
-            </w:r>
-          </w:p>
-        </w:tc>
-        <w:tc>
-          <w:tcPr>
-            <w:tcW w:w="8024" w:type="dxa"/>
-            <w:shd w:val="clear" w:color="auto" w:fill="FFFFFF"/>
-          </w:tcPr>
-          <w:p>
-            <w:pPr>
-              <w:spacing w:before="60" w:after="60"/>
-              <w:jc w:val="left"/>
-            </w:pPr>
-            <w:r>
-              <w:rPr>
-                <w:rFonts w:ascii="Tahoma" w:hAnsi="Tahoma"/>
-                <w:color w:val="222222"/>
-                <w:sz w:val="17"/>
-              </w:rPr>
-              <w:t>All core features work without internet. Data is stored locally on your device.</w:t>
-            </w:r>
-          </w:p>
-        </w:tc>
-      </w:tr>
-      <w:tr>
-        <w:tc>
-          <w:tcPr>
-            <w:tcW w:w="2000" w:type="dxa"/>
-            <w:shd w:val="clear" w:color="auto" w:fill="F5F5F5"/>
-          </w:tcPr>
-          <w:p>
-            <w:pPr>
-              <w:spacing w:before="60" w:after="60"/>
-              <w:jc w:val="left"/>
-            </w:pPr>
-            <w:r>
-              <w:rPr>
-                <w:rFonts w:ascii="Tahoma" w:hAnsi="Tahoma"/>
-                <w:color w:val="222222"/>
-                <w:sz w:val="17"/>
-              </w:rPr>
-              <w:t>No bank connectivity</w:t>
-            </w:r>
-          </w:p>
-        </w:tc>
-        <w:tc>
-          <w:tcPr>
-            <w:tcW w:w="8024" w:type="dxa"/>
-            <w:shd w:val="clear" w:color="auto" w:fill="F5F5F5"/>
-          </w:tcPr>
-          <w:p>
-            <w:pPr>
-              <w:spacing w:before="60" w:after="60"/>
-              <w:jc w:val="left"/>
-            </w:pPr>
-            <w:r>
-              <w:rPr>
-                <w:rFonts w:ascii="Tahoma" w:hAnsi="Tahoma"/>
-                <w:color w:val="222222"/>
-                <w:sz w:val="17"/>
-              </w:rPr>
-              <w:t>SmartSpend does not connect to your bank account. You enter or import data manually — your bank credentials are never shared.</w:t>
-            </w:r>
-          </w:p>
-        </w:tc>
-      </w:tr>
-      <w:tr>
-        <w:tc>
-          <w:tcPr>
-            <w:tcW w:w="2000" w:type="dxa"/>
-            <w:shd w:val="clear" w:color="auto" w:fill="FFFFFF"/>
-          </w:tcPr>
-          <w:p>
-            <w:pPr>
-              <w:spacing w:before="60" w:after="60"/>
-              <w:jc w:val="left"/>
-            </w:pPr>
-            <w:r>
-              <w:rPr>
-                <w:rFonts w:ascii="Tahoma" w:hAnsi="Tahoma"/>
-                <w:color w:val="222222"/>
-                <w:sz w:val="17"/>
-              </w:rPr>
-              <w:t>API key security</w:t>
-            </w:r>
-          </w:p>
-        </w:tc>
-        <w:tc>
-          <w:tcPr>
-            <w:tcW w:w="8024" w:type="dxa"/>
-            <w:shd w:val="clear" w:color="auto" w:fill="FFFFFF"/>
-          </w:tcPr>
-          <w:p>
-            <w:pPr>
-              <w:spacing w:before="60" w:after="60"/>
-              <w:jc w:val="left"/>
-            </w:pPr>
-            <w:r>
-              <w:rPr>
-                <w:rFonts w:ascii="Tahoma" w:hAnsi="Tahoma"/>
-                <w:color w:val="222222"/>
-                <w:sz w:val="17"/>
-              </w:rPr>
-              <w:t>AI provider API keys are fetched at runtime from Firebase Remote Config — never hardcoded in the app file.</w:t>
-            </w:r>
-          </w:p>
-        </w:tc>
-      </w:tr>
-      <w:tr>
-        <w:tc>
-          <w:tcPr>
-            <w:tcW w:w="2000" w:type="dxa"/>
-            <w:shd w:val="clear" w:color="auto" w:fill="F5F5F5"/>
-          </w:tcPr>
-          <w:p>
-            <w:pPr>
-              <w:spacing w:before="60" w:after="60"/>
-              <w:jc w:val="left"/>
-            </w:pPr>
-            <w:r>
-              <w:rPr>
-                <w:rFonts w:ascii="Tahoma" w:hAnsi="Tahoma"/>
-                <w:color w:val="222222"/>
-                <w:sz w:val="17"/>
-              </w:rPr>
-              <w:t>App Lock</w:t>
-            </w:r>
-          </w:p>
-        </w:tc>
-        <w:tc>
-          <w:tcPr>
-            <w:tcW w:w="8024" w:type="dxa"/>
-            <w:shd w:val="clear" w:color="auto" w:fill="F5F5F5"/>
-          </w:tcPr>
-          <w:p>
-            <w:pPr>
-              <w:spacing w:before="60" w:after="60"/>
-              <w:jc w:val="left"/>
-            </w:pPr>
-            <w:r>
-              <w:rPr>
-                <w:rFonts w:ascii="Tahoma" w:hAnsi="Tahoma"/>
-                <w:color w:val="222222"/>
-                <w:sz w:val="17"/>
-              </w:rPr>
-              <w:t>Optional PIN + biometric lock on startup.</w:t>
+              <w:t>No. The CFPB Financial Well-Being Scale is a 10-question survey asking how you feel about your finances (perceived security, anxiety). It is subjective.</w:t>
+              <w:br/>
+              <w:br/>
+              <w:t>SmartSpend's FHS is objective — computed from real transaction records, not feelings. This is formally called an Observed Financial Health Indicator (FHI), per the Commonwealth Bank of Australia &amp; Melbourne Institute (CBA-MI, 2018) dual-scale framework.</w:t>
             </w:r>
           </w:p>
         </w:tc>
@@ -2765,7 +2034,7 @@
           <w:color w:val="1A3A6B"/>
           <w:sz w:val="24"/>
         </w:rPr>
-        <w:t>5.  How to Use SmartSpend — Quick Start</w:t>
+        <w:t>6.  How to Use SmartSpend — 6 Steps</w:t>
       </w:r>
     </w:p>
     <w:tbl>
@@ -2788,7 +2057,7 @@
       <w:tr>
         <w:tc>
           <w:tcPr>
-            <w:tcW w:w="900" w:type="dxa"/>
+            <w:tcW w:w="800" w:type="dxa"/>
             <w:shd w:val="clear" w:color="auto" w:fill="1A3A6B"/>
           </w:tcPr>
           <w:p>
@@ -2801,15 +2070,15 @@
                 <w:rFonts w:ascii="Tahoma" w:hAnsi="Tahoma"/>
                 <w:b/>
                 <w:color w:val="FFFFFF"/>
-                <w:sz w:val="18"/>
+                <w:sz w:val="28"/>
               </w:rPr>
-              <w:t>Step 1</w:t>
+              <w:t>1</w:t>
             </w:r>
           </w:p>
         </w:tc>
         <w:tc>
           <w:tcPr>
-            <w:tcW w:w="9324" w:type="dxa"/>
+            <w:tcW w:w="9424" w:type="dxa"/>
             <w:shd w:val="clear" w:color="auto" w:fill="EEF4FF"/>
           </w:tcPr>
           <w:p>
@@ -2821,9 +2090,9 @@
                 <w:rFonts w:ascii="Tahoma" w:hAnsi="Tahoma"/>
                 <w:b/>
                 <w:color w:val="1A3A6B"/>
-                <w:sz w:val="19"/>
+                <w:sz w:val="20"/>
               </w:rPr>
-              <w:t xml:space="preserve">Install the app:  </w:t>
+              <w:t xml:space="preserve">Install:  </w:t>
             </w:r>
             <w:r>
               <w:rPr>
@@ -2831,7 +2100,7 @@
                 <w:color w:val="222222"/>
                 <w:sz w:val="19"/>
               </w:rPr>
-              <w:t>Download the APK from the GitHub releases page or from the shared file provided by the researchers. Install it on your Android phone (tap the APK file → allow installation from unknown sources if prompted).</w:t>
+              <w:t>Download the APK file provided by the researchers. Install it on an Android phone (allow installation from unknown sources if prompted — this is normal for test apps not yet on the Play Store).</w:t>
             </w:r>
           </w:p>
           <w:p>
@@ -2867,7 +2136,7 @@
       <w:tr>
         <w:tc>
           <w:tcPr>
-            <w:tcW w:w="900" w:type="dxa"/>
+            <w:tcW w:w="800" w:type="dxa"/>
             <w:shd w:val="clear" w:color="auto" w:fill="1A3A6B"/>
           </w:tcPr>
           <w:p>
@@ -2880,15 +2149,15 @@
                 <w:rFonts w:ascii="Tahoma" w:hAnsi="Tahoma"/>
                 <w:b/>
                 <w:color w:val="FFFFFF"/>
-                <w:sz w:val="18"/>
+                <w:sz w:val="28"/>
               </w:rPr>
-              <w:t>Step 2</w:t>
+              <w:t>2</w:t>
             </w:r>
           </w:p>
         </w:tc>
         <w:tc>
           <w:tcPr>
-            <w:tcW w:w="9324" w:type="dxa"/>
+            <w:tcW w:w="9424" w:type="dxa"/>
             <w:shd w:val="clear" w:color="auto" w:fill="EEF4FF"/>
           </w:tcPr>
           <w:p>
@@ -2900,9 +2169,9 @@
                 <w:rFonts w:ascii="Tahoma" w:hAnsi="Tahoma"/>
                 <w:b/>
                 <w:color w:val="1A3A6B"/>
-                <w:sz w:val="19"/>
+                <w:sz w:val="20"/>
               </w:rPr>
-              <w:t xml:space="preserve">Log in or try Demo Mode:  </w:t>
+              <w:t xml:space="preserve">Open &amp; Log In:  </w:t>
             </w:r>
             <w:r>
               <w:rPr>
@@ -2910,7 +2179,7 @@
                 <w:color w:val="222222"/>
                 <w:sz w:val="19"/>
               </w:rPr>
-              <w:t>Create a Google or email account, OR tap "Try Demo" on the login screen to explore a pre-loaded Filipino sample dataset without signing up. Demo data is never synced and is automatically cleared on login.</w:t>
+              <w:t>Tap "Try Demo" to explore with pre-loaded sample data — no account needed. Or create a free account with Google or email.</w:t>
             </w:r>
           </w:p>
           <w:p>
@@ -2946,7 +2215,7 @@
       <w:tr>
         <w:tc>
           <w:tcPr>
-            <w:tcW w:w="900" w:type="dxa"/>
+            <w:tcW w:w="800" w:type="dxa"/>
             <w:shd w:val="clear" w:color="auto" w:fill="1A3A6B"/>
           </w:tcPr>
           <w:p>
@@ -2959,15 +2228,15 @@
                 <w:rFonts w:ascii="Tahoma" w:hAnsi="Tahoma"/>
                 <w:b/>
                 <w:color w:val="FFFFFF"/>
-                <w:sz w:val="18"/>
+                <w:sz w:val="28"/>
               </w:rPr>
-              <w:t>Step 3</w:t>
+              <w:t>3</w:t>
             </w:r>
           </w:p>
         </w:tc>
         <w:tc>
           <w:tcPr>
-            <w:tcW w:w="9324" w:type="dxa"/>
+            <w:tcW w:w="9424" w:type="dxa"/>
             <w:shd w:val="clear" w:color="auto" w:fill="EEF4FF"/>
           </w:tcPr>
           <w:p>
@@ -2979,9 +2248,9 @@
                 <w:rFonts w:ascii="Tahoma" w:hAnsi="Tahoma"/>
                 <w:b/>
                 <w:color w:val="1A3A6B"/>
-                <w:sz w:val="19"/>
+                <w:sz w:val="20"/>
               </w:rPr>
-              <w:t xml:space="preserve">Set your account type and income:  </w:t>
+              <w:t xml:space="preserve">Set Up:  </w:t>
             </w:r>
             <w:r>
               <w:rPr>
@@ -2989,7 +2258,7 @@
                 <w:color w:val="222222"/>
                 <w:sz w:val="19"/>
               </w:rPr>
-              <w:t>Choose your account type (Student, Employed, etc.) and optionally enter your monthly income or allowance. This helps the AI give relevant advice and compute the Financial Health Score accurately.</w:t>
+              <w:t>Choose your account type (Student, Employed, etc.) and optionally enter your monthly income or allowance. This helps the AI give more accurate advice.</w:t>
             </w:r>
           </w:p>
           <w:p>
@@ -3025,7 +2294,7 @@
       <w:tr>
         <w:tc>
           <w:tcPr>
-            <w:tcW w:w="900" w:type="dxa"/>
+            <w:tcW w:w="800" w:type="dxa"/>
             <w:shd w:val="clear" w:color="auto" w:fill="1A3A6B"/>
           </w:tcPr>
           <w:p>
@@ -3038,15 +2307,15 @@
                 <w:rFonts w:ascii="Tahoma" w:hAnsi="Tahoma"/>
                 <w:b/>
                 <w:color w:val="FFFFFF"/>
-                <w:sz w:val="18"/>
+                <w:sz w:val="28"/>
               </w:rPr>
-              <w:t>Step 4</w:t>
+              <w:t>4</w:t>
             </w:r>
           </w:p>
         </w:tc>
         <w:tc>
           <w:tcPr>
-            <w:tcW w:w="9324" w:type="dxa"/>
+            <w:tcW w:w="9424" w:type="dxa"/>
             <w:shd w:val="clear" w:color="auto" w:fill="EEF4FF"/>
           </w:tcPr>
           <w:p>
@@ -3058,9 +2327,9 @@
                 <w:rFonts w:ascii="Tahoma" w:hAnsi="Tahoma"/>
                 <w:b/>
                 <w:color w:val="1A3A6B"/>
-                <w:sz w:val="19"/>
+                <w:sz w:val="20"/>
               </w:rPr>
-              <w:t xml:space="preserve">Log expenses via AI Chat:  </w:t>
+              <w:t xml:space="preserve">Log Expenses:  </w:t>
             </w:r>
             <w:r>
               <w:rPr>
@@ -3068,7 +2337,7 @@
                 <w:color w:val="222222"/>
                 <w:sz w:val="19"/>
               </w:rPr>
-              <w:t>Tap the AI button (center of the bottom navigation bar). Type or say what you spent. The AI will log it automatically. You can also ask financial questions here.</w:t>
+              <w:t>Tap the AI button at the bottom center. Say or type what you spent. For example: "Spent 30 pesos for jeepney" or "Nagbayad ako ng 150 sa GCash." The AI logs it instantly.</w:t>
             </w:r>
           </w:p>
           <w:p>
@@ -3104,7 +2373,7 @@
       <w:tr>
         <w:tc>
           <w:tcPr>
-            <w:tcW w:w="900" w:type="dxa"/>
+            <w:tcW w:w="800" w:type="dxa"/>
             <w:shd w:val="clear" w:color="auto" w:fill="1A3A6B"/>
           </w:tcPr>
           <w:p>
@@ -3117,15 +2386,15 @@
                 <w:rFonts w:ascii="Tahoma" w:hAnsi="Tahoma"/>
                 <w:b/>
                 <w:color w:val="FFFFFF"/>
-                <w:sz w:val="18"/>
+                <w:sz w:val="28"/>
               </w:rPr>
-              <w:t>Step 5</w:t>
+              <w:t>5</w:t>
             </w:r>
           </w:p>
         </w:tc>
         <w:tc>
           <w:tcPr>
-            <w:tcW w:w="9324" w:type="dxa"/>
+            <w:tcW w:w="9424" w:type="dxa"/>
             <w:shd w:val="clear" w:color="auto" w:fill="EEF4FF"/>
           </w:tcPr>
           <w:p>
@@ -3137,9 +2406,9 @@
                 <w:rFonts w:ascii="Tahoma" w:hAnsi="Tahoma"/>
                 <w:b/>
                 <w:color w:val="1A3A6B"/>
-                <w:sz w:val="19"/>
+                <w:sz w:val="20"/>
               </w:rPr>
-              <w:t xml:space="preserve">Check your Financial Health Score:  </w:t>
+              <w:t xml:space="preserve">Check Your Score:  </w:t>
             </w:r>
             <w:r>
               <w:rPr>
@@ -3147,7 +2416,7 @@
                 <w:color w:val="222222"/>
                 <w:sz w:val="19"/>
               </w:rPr>
-              <w:t>Scroll the home screen to see your FHS card (0–100). Tap it to see the component breakdown and specific tips for improvement.</w:t>
+              <w:t>Your Financial Health Score (0–100) appears on the home screen. Tap it to see which of the 4 components is pulling it up or down, with plain-language tips for each.</w:t>
             </w:r>
           </w:p>
           <w:p>
@@ -3183,7 +2452,7 @@
       <w:tr>
         <w:tc>
           <w:tcPr>
-            <w:tcW w:w="900" w:type="dxa"/>
+            <w:tcW w:w="800" w:type="dxa"/>
             <w:shd w:val="clear" w:color="auto" w:fill="1A3A6B"/>
           </w:tcPr>
           <w:p>
@@ -3196,15 +2465,15 @@
                 <w:rFonts w:ascii="Tahoma" w:hAnsi="Tahoma"/>
                 <w:b/>
                 <w:color w:val="FFFFFF"/>
-                <w:sz w:val="18"/>
+                <w:sz w:val="28"/>
               </w:rPr>
-              <w:t>Step 6</w:t>
+              <w:t>6</w:t>
             </w:r>
           </w:p>
         </w:tc>
         <w:tc>
           <w:tcPr>
-            <w:tcW w:w="9324" w:type="dxa"/>
+            <w:tcW w:w="9424" w:type="dxa"/>
             <w:shd w:val="clear" w:color="auto" w:fill="EEF4FF"/>
           </w:tcPr>
           <w:p>
@@ -3216,9 +2485,9 @@
                 <w:rFonts w:ascii="Tahoma" w:hAnsi="Tahoma"/>
                 <w:b/>
                 <w:color w:val="1A3A6B"/>
-                <w:sz w:val="19"/>
+                <w:sz w:val="20"/>
               </w:rPr>
-              <w:t xml:space="preserve">Explore Analytics, Budgets, and Goals:  </w:t>
+              <w:t xml:space="preserve">Explore Features:  </w:t>
             </w:r>
             <w:r>
               <w:rPr>
@@ -3226,7 +2495,7 @@
                 <w:color w:val="222222"/>
                 <w:sz w:val="19"/>
               </w:rPr>
-              <w:t>Tap the Analytics tab for spending charts and the 50/30/20 tracker. Tap the Hub icon (grid) for Budgets, Goals, Debts, and more features.</w:t>
+              <w:t>Tap Analytics for spending charts and the 50/30/20 tracker. Tap the Hub icon for Budgets, Goals, Debts, the Bill Calendar, and more.</w:t>
             </w:r>
           </w:p>
           <w:p>
@@ -3253,108 +2522,7 @@
           <w:color w:val="1A3A6B"/>
           <w:sz w:val="24"/>
         </w:rPr>
-        <w:t>6.  What the Survey Measures — SUS Explained</w:t>
-      </w:r>
-    </w:p>
-    <w:p>
-      <w:pPr>
-        <w:spacing w:before="0" w:after="60"/>
-      </w:pPr>
-      <w:r>
-        <w:rPr>
-          <w:rFonts w:ascii="Tahoma" w:hAnsi="Tahoma"/>
-          <w:b w:val="0"/>
-          <w:i w:val="0"/>
-          <w:color w:val="222222"/>
-          <w:sz w:val="19"/>
-        </w:rPr>
-        <w:t>After using SmartSpend, you will be asked to complete a 10-item System Usability Scale (SUS) questionnaire. The SUS measures how easy and usable you found the app — not whether you liked it or whether you agree with financial advice it gave.</w:t>
-      </w:r>
-    </w:p>
-    <w:p>
-      <w:pPr>
-        <w:spacing w:before="40" w:after="60"/>
-      </w:pPr>
-      <w:r>
-        <w:rPr>
-          <w:rFonts w:ascii="Tahoma" w:hAnsi="Tahoma"/>
-          <w:b w:val="0"/>
-          <w:i w:val="0"/>
-          <w:color w:val="222222"/>
-          <w:sz w:val="19"/>
-        </w:rPr>
-        <w:t>The SUS asks questions like:</w:t>
-      </w:r>
-    </w:p>
-    <w:p>
-      <w:pPr>
-        <w:spacing w:before="20" w:after="20"/>
-        <w:ind w:left="432"/>
-      </w:pPr>
-      <w:r>
-        <w:rPr>
-          <w:rFonts w:ascii="Tahoma" w:hAnsi="Tahoma"/>
-          <w:color w:val="222222"/>
-          <w:sz w:val="19"/>
-        </w:rPr>
-        <w:t>•  I thought the app was easy to use.</w:t>
-      </w:r>
-    </w:p>
-    <w:p>
-      <w:pPr>
-        <w:spacing w:before="20" w:after="20"/>
-        <w:ind w:left="432"/>
-      </w:pPr>
-      <w:r>
-        <w:rPr>
-          <w:rFonts w:ascii="Tahoma" w:hAnsi="Tahoma"/>
-          <w:color w:val="222222"/>
-          <w:sz w:val="19"/>
-        </w:rPr>
-        <w:t>•  I would need the support of a technical person to be able to use this system.</w:t>
-      </w:r>
-    </w:p>
-    <w:p>
-      <w:pPr>
-        <w:spacing w:before="20" w:after="20"/>
-        <w:ind w:left="432"/>
-      </w:pPr>
-      <w:r>
-        <w:rPr>
-          <w:rFonts w:ascii="Tahoma" w:hAnsi="Tahoma"/>
-          <w:color w:val="222222"/>
-          <w:sz w:val="19"/>
-        </w:rPr>
-        <w:t>•  I felt very confident using the app.</w:t>
-      </w:r>
-    </w:p>
-    <w:p>
-      <w:pPr>
-        <w:spacing w:before="20" w:after="20"/>
-        <w:ind w:left="432"/>
-      </w:pPr>
-      <w:r>
-        <w:rPr>
-          <w:rFonts w:ascii="Tahoma" w:hAnsi="Tahoma"/>
-          <w:color w:val="222222"/>
-          <w:sz w:val="19"/>
-        </w:rPr>
-        <w:t>•  I needed to learn a lot of things before I could get going with this system.</w:t>
-      </w:r>
-    </w:p>
-    <w:p>
-      <w:pPr>
-        <w:spacing w:before="40" w:after="60"/>
-      </w:pPr>
-      <w:r>
-        <w:rPr>
-          <w:rFonts w:ascii="Tahoma" w:hAnsi="Tahoma"/>
-          <w:b w:val="0"/>
-          <w:i w:val="0"/>
-          <w:color w:val="222222"/>
-          <w:sz w:val="19"/>
-        </w:rPr>
-        <w:t>Each item is answered on a 1–5 scale (Strongly Disagree to Strongly Agree).</w:t>
+        <w:t>7.  Why This Research Is Relevant</w:t>
       </w:r>
     </w:p>
     <w:tbl>
@@ -3372,15 +2540,13 @@
         </w:tblBorders>
       </w:tblPr>
       <w:tblGrid>
-        <w:gridCol w:w="2520"/>
-        <w:gridCol w:w="2520"/>
-        <w:gridCol w:w="2520"/>
-        <w:gridCol w:w="2520"/>
+        <w:gridCol w:w="5040"/>
+        <w:gridCol w:w="5040"/>
       </w:tblGrid>
       <w:tr>
         <w:tc>
           <w:tcPr>
-            <w:tcW w:w="1500" w:type="dxa"/>
+            <w:tcW w:w="3200" w:type="dxa"/>
             <w:shd w:val="clear" w:color="auto" w:fill="5C0E24"/>
           </w:tcPr>
           <w:p>
@@ -3395,13 +2561,13 @@
                 <w:color w:val="FFFFFF"/>
                 <w:sz w:val="18"/>
               </w:rPr>
-              <w:t>SUS Score</w:t>
+              <w:t>Research Question</w:t>
             </w:r>
           </w:p>
         </w:tc>
         <w:tc>
           <w:tcPr>
-            <w:tcW w:w="1000" w:type="dxa"/>
+            <w:tcW w:w="7024" w:type="dxa"/>
             <w:shd w:val="clear" w:color="auto" w:fill="5C0E24"/>
           </w:tcPr>
           <w:p>
@@ -3416,49 +2582,7 @@
                 <w:color w:val="FFFFFF"/>
                 <w:sz w:val="18"/>
               </w:rPr>
-              <w:t>Grade</w:t>
-            </w:r>
-          </w:p>
-        </w:tc>
-        <w:tc>
-          <w:tcPr>
-            <w:tcW w:w="2500" w:type="dxa"/>
-            <w:shd w:val="clear" w:color="auto" w:fill="5C0E24"/>
-          </w:tcPr>
-          <w:p>
-            <w:pPr>
-              <w:spacing w:before="60" w:after="60"/>
-              <w:jc w:val="center"/>
-            </w:pPr>
-            <w:r>
-              <w:rPr>
-                <w:rFonts w:ascii="Tahoma" w:hAnsi="Tahoma"/>
-                <w:b/>
-                <w:color w:val="FFFFFF"/>
-                <w:sz w:val="18"/>
-              </w:rPr>
-              <w:t>Adjective Rating</w:t>
-            </w:r>
-          </w:p>
-        </w:tc>
-        <w:tc>
-          <w:tcPr>
-            <w:tcW w:w="4224" w:type="dxa"/>
-            <w:shd w:val="clear" w:color="auto" w:fill="5C0E24"/>
-          </w:tcPr>
-          <w:p>
-            <w:pPr>
-              <w:spacing w:before="60" w:after="60"/>
-              <w:jc w:val="center"/>
-            </w:pPr>
-            <w:r>
-              <w:rPr>
-                <w:rFonts w:ascii="Tahoma" w:hAnsi="Tahoma"/>
-                <w:b/>
-                <w:color w:val="FFFFFF"/>
-                <w:sz w:val="18"/>
-              </w:rPr>
-              <w:t>Acceptability</w:t>
+              <w:t>SmartSpend's Answer</w:t>
             </w:r>
           </w:p>
         </w:tc>
@@ -3466,7 +2590,7 @@
       <w:tr>
         <w:tc>
           <w:tcPr>
-            <w:tcW w:w="1500" w:type="dxa"/>
+            <w:tcW w:w="3200" w:type="dxa"/>
             <w:shd w:val="clear" w:color="auto" w:fill="FFFFFF"/>
           </w:tcPr>
           <w:p>
@@ -3478,15 +2602,15 @@
               <w:rPr>
                 <w:rFonts w:ascii="Tahoma" w:hAnsi="Tahoma"/>
                 <w:color w:val="222222"/>
-                <w:sz w:val="18"/>
+                <w:sz w:val="19"/>
               </w:rPr>
-              <w:t>≥ 90</w:t>
+              <w:t>Is there a gap in financial management tools for Filipino users?</w:t>
             </w:r>
           </w:p>
         </w:tc>
         <w:tc>
           <w:tcPr>
-            <w:tcW w:w="1000" w:type="dxa"/>
+            <w:tcW w:w="7024" w:type="dxa"/>
             <w:shd w:val="clear" w:color="auto" w:fill="FFFFFF"/>
           </w:tcPr>
           <w:p>
@@ -3498,15 +2622,59 @@
               <w:rPr>
                 <w:rFonts w:ascii="Tahoma" w:hAnsi="Tahoma"/>
                 <w:color w:val="222222"/>
-                <w:sz w:val="18"/>
+                <w:sz w:val="19"/>
               </w:rPr>
-              <w:t>A+</w:t>
+              <w:t>Yes — documented by BSP (2021, 2025). Less than 50% of Filipino adults have formal bank accounts. Existing apps do not support Taglish, GCash imports, or offline operation in provincial areas.</w:t>
+            </w:r>
+          </w:p>
+        </w:tc>
+      </w:tr>
+      <w:tr>
+        <w:tc>
+          <w:tcPr>
+            <w:tcW w:w="3200" w:type="dxa"/>
+            <w:shd w:val="clear" w:color="auto" w:fill="F5F5F5"/>
+          </w:tcPr>
+          <w:p>
+            <w:pPr>
+              <w:spacing w:before="60" w:after="60"/>
+              <w:jc w:val="left"/>
+            </w:pPr>
+            <w:r>
+              <w:rPr>
+                <w:rFonts w:ascii="Tahoma" w:hAnsi="Tahoma"/>
+                <w:color w:val="222222"/>
+                <w:sz w:val="19"/>
+              </w:rPr>
+              <w:t>Is AI appropriate for a personal finance app?</w:t>
             </w:r>
           </w:p>
         </w:tc>
         <w:tc>
           <w:tcPr>
-            <w:tcW w:w="2500" w:type="dxa"/>
+            <w:tcW w:w="7024" w:type="dxa"/>
+            <w:shd w:val="clear" w:color="auto" w:fill="F5F5F5"/>
+          </w:tcPr>
+          <w:p>
+            <w:pPr>
+              <w:spacing w:before="60" w:after="60"/>
+              <w:jc w:val="left"/>
+            </w:pPr>
+            <w:r>
+              <w:rPr>
+                <w:rFonts w:ascii="Tahoma" w:hAnsi="Tahoma"/>
+                <w:color w:val="222222"/>
+                <w:sz w:val="19"/>
+              </w:rPr>
+              <w:t>Yes — LLMs reduce manual logging friction, the leading reason Filipinos abandon financial tracking apps (Stefanov et al., 2024; Hean et al., 2025; BSP, 2021). SmartSpend's AI executes 34 autonomous actions on the user's behalf.</w:t>
+            </w:r>
+          </w:p>
+        </w:tc>
+      </w:tr>
+      <w:tr>
+        <w:tc>
+          <w:tcPr>
+            <w:tcW w:w="3200" w:type="dxa"/>
             <w:shd w:val="clear" w:color="auto" w:fill="FFFFFF"/>
           </w:tcPr>
           <w:p>
@@ -3518,15 +2686,15 @@
               <w:rPr>
                 <w:rFonts w:ascii="Tahoma" w:hAnsi="Tahoma"/>
                 <w:color w:val="222222"/>
-                <w:sz w:val="18"/>
+                <w:sz w:val="19"/>
               </w:rPr>
-              <w:t>Best Imaginable</w:t>
+              <w:t>Is the Financial Health Score academically grounded?</w:t>
             </w:r>
           </w:p>
         </w:tc>
         <w:tc>
           <w:tcPr>
-            <w:tcW w:w="4224" w:type="dxa"/>
+            <w:tcW w:w="7024" w:type="dxa"/>
             <w:shd w:val="clear" w:color="auto" w:fill="FFFFFF"/>
           </w:tcPr>
           <w:p>
@@ -3538,9 +2706,9 @@
               <w:rPr>
                 <w:rFonts w:ascii="Tahoma" w:hAnsi="Tahoma"/>
                 <w:color w:val="222222"/>
-                <w:sz w:val="18"/>
+                <w:sz w:val="19"/>
               </w:rPr>
-              <w:t>Acceptable</w:t>
+              <w:t>Yes — grounded in the Financial Health Network FinHealth Score® (2021), UNSGSA (2021), and CBA-MI (2018) observed-scale framework. Every component traces to a published academic or institutional standard.</w:t>
             </w:r>
           </w:p>
         </w:tc>
@@ -3548,7 +2716,7 @@
       <w:tr>
         <w:tc>
           <w:tcPr>
-            <w:tcW w:w="1500" w:type="dxa"/>
+            <w:tcW w:w="3200" w:type="dxa"/>
             <w:shd w:val="clear" w:color="auto" w:fill="F5F5F5"/>
           </w:tcPr>
           <w:p>
@@ -3560,15 +2728,15 @@
               <w:rPr>
                 <w:rFonts w:ascii="Tahoma" w:hAnsi="Tahoma"/>
                 <w:color w:val="222222"/>
-                <w:sz w:val="18"/>
+                <w:sz w:val="19"/>
               </w:rPr>
-              <w:t>85–89</w:t>
+              <w:t>Is the usability evaluation methodology sound?</w:t>
             </w:r>
           </w:p>
         </w:tc>
         <w:tc>
           <w:tcPr>
-            <w:tcW w:w="1000" w:type="dxa"/>
+            <w:tcW w:w="7024" w:type="dxa"/>
             <w:shd w:val="clear" w:color="auto" w:fill="F5F5F5"/>
           </w:tcPr>
           <w:p>
@@ -3580,49 +2748,9 @@
               <w:rPr>
                 <w:rFonts w:ascii="Tahoma" w:hAnsi="Tahoma"/>
                 <w:color w:val="222222"/>
-                <w:sz w:val="18"/>
+                <w:sz w:val="19"/>
               </w:rPr>
-              <w:t>A</w:t>
-            </w:r>
-          </w:p>
-        </w:tc>
-        <w:tc>
-          <w:tcPr>
-            <w:tcW w:w="2500" w:type="dxa"/>
-            <w:shd w:val="clear" w:color="auto" w:fill="F5F5F5"/>
-          </w:tcPr>
-          <w:p>
-            <w:pPr>
-              <w:spacing w:before="60" w:after="60"/>
-              <w:jc w:val="left"/>
-            </w:pPr>
-            <w:r>
-              <w:rPr>
-                <w:rFonts w:ascii="Tahoma" w:hAnsi="Tahoma"/>
-                <w:color w:val="222222"/>
-                <w:sz w:val="18"/>
-              </w:rPr>
-              <w:t>Excellent</w:t>
-            </w:r>
-          </w:p>
-        </w:tc>
-        <w:tc>
-          <w:tcPr>
-            <w:tcW w:w="4224" w:type="dxa"/>
-            <w:shd w:val="clear" w:color="auto" w:fill="F5F5F5"/>
-          </w:tcPr>
-          <w:p>
-            <w:pPr>
-              <w:spacing w:before="60" w:after="60"/>
-              <w:jc w:val="left"/>
-            </w:pPr>
-            <w:r>
-              <w:rPr>
-                <w:rFonts w:ascii="Tahoma" w:hAnsi="Tahoma"/>
-                <w:color w:val="222222"/>
-                <w:sz w:val="18"/>
-              </w:rPr>
-              <w:t>Acceptable</w:t>
+              <w:t>Yes — the System Usability Scale (Brooke, 1996; Bangor et al., 2009) is the most widely validated usability instrument in human-computer interaction. A purposive sample of N=30 is appropriate and sufficient for prototype usability testing per Nielsen (1993) and Faulkner (2003).</w:t>
             </w:r>
           </w:p>
         </w:tc>
@@ -3630,7 +2758,7 @@
       <w:tr>
         <w:tc>
           <w:tcPr>
-            <w:tcW w:w="1500" w:type="dxa"/>
+            <w:tcW w:w="3200" w:type="dxa"/>
             <w:shd w:val="clear" w:color="auto" w:fill="FFFFFF"/>
           </w:tcPr>
           <w:p>
@@ -3642,15 +2770,15 @@
               <w:rPr>
                 <w:rFonts w:ascii="Tahoma" w:hAnsi="Tahoma"/>
                 <w:color w:val="222222"/>
-                <w:sz w:val="18"/>
+                <w:sz w:val="19"/>
               </w:rPr>
-              <w:t>80–84</w:t>
+              <w:t>Does SmartSpend comply with Philippine law?</w:t>
             </w:r>
           </w:p>
         </w:tc>
         <w:tc>
           <w:tcPr>
-            <w:tcW w:w="1000" w:type="dxa"/>
+            <w:tcW w:w="7024" w:type="dxa"/>
             <w:shd w:val="clear" w:color="auto" w:fill="FFFFFF"/>
           </w:tcPr>
           <w:p>
@@ -3662,213 +2790,9 @@
               <w:rPr>
                 <w:rFonts w:ascii="Tahoma" w:hAnsi="Tahoma"/>
                 <w:color w:val="222222"/>
-                <w:sz w:val="18"/>
+                <w:sz w:val="19"/>
               </w:rPr>
-              <w:t>B</w:t>
-            </w:r>
-          </w:p>
-        </w:tc>
-        <w:tc>
-          <w:tcPr>
-            <w:tcW w:w="2500" w:type="dxa"/>
-            <w:shd w:val="clear" w:color="auto" w:fill="FFFFFF"/>
-          </w:tcPr>
-          <w:p>
-            <w:pPr>
-              <w:spacing w:before="60" w:after="60"/>
-              <w:jc w:val="left"/>
-            </w:pPr>
-            <w:r>
-              <w:rPr>
-                <w:rFonts w:ascii="Tahoma" w:hAnsi="Tahoma"/>
-                <w:color w:val="222222"/>
-                <w:sz w:val="18"/>
-              </w:rPr>
-              <w:t>Good ← Target</w:t>
-            </w:r>
-          </w:p>
-        </w:tc>
-        <w:tc>
-          <w:tcPr>
-            <w:tcW w:w="4224" w:type="dxa"/>
-            <w:shd w:val="clear" w:color="auto" w:fill="FFFFFF"/>
-          </w:tcPr>
-          <w:p>
-            <w:pPr>
-              <w:spacing w:before="60" w:after="60"/>
-              <w:jc w:val="left"/>
-            </w:pPr>
-            <w:r>
-              <w:rPr>
-                <w:rFonts w:ascii="Tahoma" w:hAnsi="Tahoma"/>
-                <w:color w:val="222222"/>
-                <w:sz w:val="18"/>
-              </w:rPr>
-              <w:t>Acceptable</w:t>
-            </w:r>
-          </w:p>
-        </w:tc>
-      </w:tr>
-      <w:tr>
-        <w:tc>
-          <w:tcPr>
-            <w:tcW w:w="1500" w:type="dxa"/>
-            <w:shd w:val="clear" w:color="auto" w:fill="F5F5F5"/>
-          </w:tcPr>
-          <w:p>
-            <w:pPr>
-              <w:spacing w:before="60" w:after="60"/>
-              <w:jc w:val="left"/>
-            </w:pPr>
-            <w:r>
-              <w:rPr>
-                <w:rFonts w:ascii="Tahoma" w:hAnsi="Tahoma"/>
-                <w:color w:val="222222"/>
-                <w:sz w:val="18"/>
-              </w:rPr>
-              <w:t>70–79</w:t>
-            </w:r>
-          </w:p>
-        </w:tc>
-        <w:tc>
-          <w:tcPr>
-            <w:tcW w:w="1000" w:type="dxa"/>
-            <w:shd w:val="clear" w:color="auto" w:fill="F5F5F5"/>
-          </w:tcPr>
-          <w:p>
-            <w:pPr>
-              <w:spacing w:before="60" w:after="60"/>
-              <w:jc w:val="left"/>
-            </w:pPr>
-            <w:r>
-              <w:rPr>
-                <w:rFonts w:ascii="Tahoma" w:hAnsi="Tahoma"/>
-                <w:color w:val="222222"/>
-                <w:sz w:val="18"/>
-              </w:rPr>
-              <w:t>C</w:t>
-            </w:r>
-          </w:p>
-        </w:tc>
-        <w:tc>
-          <w:tcPr>
-            <w:tcW w:w="2500" w:type="dxa"/>
-            <w:shd w:val="clear" w:color="auto" w:fill="F5F5F5"/>
-          </w:tcPr>
-          <w:p>
-            <w:pPr>
-              <w:spacing w:before="60" w:after="60"/>
-              <w:jc w:val="left"/>
-            </w:pPr>
-            <w:r>
-              <w:rPr>
-                <w:rFonts w:ascii="Tahoma" w:hAnsi="Tahoma"/>
-                <w:color w:val="222222"/>
-                <w:sz w:val="18"/>
-              </w:rPr>
-              <w:t>OK</w:t>
-            </w:r>
-          </w:p>
-        </w:tc>
-        <w:tc>
-          <w:tcPr>
-            <w:tcW w:w="4224" w:type="dxa"/>
-            <w:shd w:val="clear" w:color="auto" w:fill="F5F5F5"/>
-          </w:tcPr>
-          <w:p>
-            <w:pPr>
-              <w:spacing w:before="60" w:after="60"/>
-              <w:jc w:val="left"/>
-            </w:pPr>
-            <w:r>
-              <w:rPr>
-                <w:rFonts w:ascii="Tahoma" w:hAnsi="Tahoma"/>
-                <w:color w:val="222222"/>
-                <w:sz w:val="18"/>
-              </w:rPr>
-              <w:t>Marginal</w:t>
-            </w:r>
-          </w:p>
-        </w:tc>
-      </w:tr>
-      <w:tr>
-        <w:tc>
-          <w:tcPr>
-            <w:tcW w:w="1500" w:type="dxa"/>
-            <w:shd w:val="clear" w:color="auto" w:fill="FFFFFF"/>
-          </w:tcPr>
-          <w:p>
-            <w:pPr>
-              <w:spacing w:before="60" w:after="60"/>
-              <w:jc w:val="left"/>
-            </w:pPr>
-            <w:r>
-              <w:rPr>
-                <w:rFonts w:ascii="Tahoma" w:hAnsi="Tahoma"/>
-                <w:color w:val="222222"/>
-                <w:sz w:val="18"/>
-              </w:rPr>
-              <w:t>&lt; 70</w:t>
-            </w:r>
-          </w:p>
-        </w:tc>
-        <w:tc>
-          <w:tcPr>
-            <w:tcW w:w="1000" w:type="dxa"/>
-            <w:shd w:val="clear" w:color="auto" w:fill="FFFFFF"/>
-          </w:tcPr>
-          <w:p>
-            <w:pPr>
-              <w:spacing w:before="60" w:after="60"/>
-              <w:jc w:val="left"/>
-            </w:pPr>
-            <w:r>
-              <w:rPr>
-                <w:rFonts w:ascii="Tahoma" w:hAnsi="Tahoma"/>
-                <w:color w:val="222222"/>
-                <w:sz w:val="18"/>
-              </w:rPr>
-              <w:t>D / F</w:t>
-            </w:r>
-          </w:p>
-        </w:tc>
-        <w:tc>
-          <w:tcPr>
-            <w:tcW w:w="2500" w:type="dxa"/>
-            <w:shd w:val="clear" w:color="auto" w:fill="FFFFFF"/>
-          </w:tcPr>
-          <w:p>
-            <w:pPr>
-              <w:spacing w:before="60" w:after="60"/>
-              <w:jc w:val="left"/>
-            </w:pPr>
-            <w:r>
-              <w:rPr>
-                <w:rFonts w:ascii="Tahoma" w:hAnsi="Tahoma"/>
-                <w:color w:val="222222"/>
-                <w:sz w:val="18"/>
-              </w:rPr>
-              <w:t>Poor to Awful</w:t>
-            </w:r>
-          </w:p>
-        </w:tc>
-        <w:tc>
-          <w:tcPr>
-            <w:tcW w:w="4224" w:type="dxa"/>
-            <w:shd w:val="clear" w:color="auto" w:fill="FFFFFF"/>
-          </w:tcPr>
-          <w:p>
-            <w:pPr>
-              <w:spacing w:before="60" w:after="60"/>
-              <w:jc w:val="left"/>
-            </w:pPr>
-            <w:r>
-              <w:rPr>
-                <w:rFonts w:ascii="Tahoma" w:hAnsi="Tahoma"/>
-                <w:color w:val="222222"/>
-                <w:sz w:val="18"/>
-              </w:rPr>
-              <w:t>Not Acceptable</w:t>
+              <w:t>Yes — the app implements RA 10173 (Data Privacy Act) compliance through: on-device data storage, on-device redaction of account numbers before any cloud processing, granular consent, and an optional App Lock. It also follows the NIST AI Risk Management Framework guidelines.</w:t>
             </w:r>
           </w:p>
         </w:tc>
@@ -3879,20 +2803,52 @@
         <w:spacing w:after="80"/>
       </w:pPr>
     </w:p>
+    <w:tbl>
+      <w:tblPr>
+        <w:tblLook w:firstColumn="1" w:firstRow="1" w:lastColumn="0" w:lastRow="0" w:noHBand="0" w:noVBand="1" w:val="04A0"/>
+        <w:tblW w:w="10224" w:type="dxa"/>
+        <w:tblBorders>
+          <w:top w:val="single" w:sz="4" w:space="0" w:color="5C0E24"/>
+          <w:left w:val="single" w:sz="4" w:space="0" w:color="5C0E24"/>
+          <w:bottom w:val="single" w:sz="4" w:space="0" w:color="5C0E24"/>
+          <w:right w:val="single" w:sz="4" w:space="0" w:color="5C0E24"/>
+          <w:insideH w:val="single" w:sz="4" w:space="0" w:color="5C0E24"/>
+          <w:insideV w:val="single" w:sz="4" w:space="0" w:color="5C0E24"/>
+        </w:tblBorders>
+      </w:tblPr>
+      <w:tblGrid>
+        <w:gridCol w:w="10080"/>
+      </w:tblGrid>
+      <w:tr>
+        <w:tc>
+          <w:tcPr>
+            <w:tcW w:type="dxa" w:w="10080"/>
+            <w:shd w:val="clear" w:color="auto" w:fill="FFF3F5"/>
+          </w:tcPr>
+          <w:p>
+            <w:pPr>
+              <w:spacing w:before="100" w:after="100"/>
+              <w:jc w:val="left"/>
+            </w:pPr>
+            <w:r>
+              <w:rPr>
+                <w:rFonts w:ascii="Tahoma" w:hAnsi="Tahoma"/>
+                <w:b/>
+                <w:color w:val="5C0E24"/>
+                <w:sz w:val="19"/>
+              </w:rPr>
+              <w:t>📌  BOTTOM LINE FOR THE EVALUATOR</w:t>
+              <w:br/>
+              <w:t>SmartSpend is a real, fully-working Android app that solves a documented Filipino problem — the inability to track finances consistently — using AI, offline-first architecture, and a behaviorally grounded scoring system. Every design decision is backed by published research. The app is free, works without a bank account, and is specifically adapted for Filipino language, platforms, and financial services.</w:t>
+            </w:r>
+          </w:p>
+        </w:tc>
+      </w:tr>
+    </w:tbl>
     <w:p>
       <w:pPr>
-        <w:spacing w:before="40" w:after="60"/>
+        <w:spacing w:after="60"/>
       </w:pPr>
-      <w:r>
-        <w:rPr>
-          <w:rFonts w:ascii="Tahoma" w:hAnsi="Tahoma"/>
-          <w:b w:val="0"/>
-          <w:i/>
-          <w:color w:val="666666"/>
-          <w:sz w:val="18"/>
-        </w:rPr>
-        <w:t>SmartSpend targets a SUS score of ≥80 (Good / Acceptable). This is the established threshold for a system to be considered usable per Bangor, Kortum, &amp; Miller (2009).</w:t>
-      </w:r>
     </w:p>
     <w:sectPr>
       <w:footerReference w:type="default" r:id="rId9"/>
@@ -3917,7 +2873,7 @@
         <w:color w:val="666666"/>
         <w:sz w:val="14"/>
       </w:rPr>
-      <w:t>SmartSpend App Overview Brief  |  Lucid Frame  |  Lorma Colleges CCSE BSIT  |  AY 2026–2027</w:t>
+      <w:t>SmartSpend Application Brief  |  Lucid Frame  |  Lorma Colleges CCSE BSIT  |  AY 2026–2027  |  For Adviser / Evaluator Use</w:t>
     </w:r>
   </w:p>
 </w:ftr>
